--- a/GlobalCompass_Project_Agenda.docx
+++ b/GlobalCompass_Project_Agenda.docx
@@ -202,7 +202,7 @@
           <w:sz w:val="21"/>
           <w:szCs w:val="21"/>
         </w:rPr>
-        <w:t xml:space="preserve">•  Explained the technical setup needed: Homebrew, Node.js, Claude Code, and MCP (Model Context Protocol) connection to Claude Desktop</w:t>
+        <w:t xml:space="preserve">•  Explained the technical setup needed: Homebrew, Node.js, Claude Code, and MCP connection to Claude Desktop</w:t>
       </w:r>
     </w:p>
     <w:p>
@@ -248,21 +248,6 @@
           <w:szCs w:val="21"/>
         </w:rPr>
         <w:t xml:space="preserve">•  Claude Desktop connected with MCP — enabling direct file creation on the Mac for the first time</w:t>
-      </w:r>
-    </w:p>
-    <w:p>
-      <w:pPr>
-        <w:spacing w:after="40" w:before="40"/>
-        <w:ind w:left="360"/>
-      </w:pPr>
-      <w:r>
-        <w:rPr>
-          <w:rFonts w:ascii="Arial" w:cs="Arial" w:eastAsia="Arial" w:hAnsi="Arial"/>
-          <w:color w:val="0D1F4A"/>
-          <w:sz w:val="21"/>
-          <w:szCs w:val="21"/>
-        </w:rPr>
-        <w:t xml:space="preserve">•  Confirmed: "this chat is your planning room, Claude Desktop is your building room"</w:t>
       </w:r>
     </w:p>
     <w:p>
@@ -304,112 +289,82 @@
           <w:sz w:val="21"/>
           <w:szCs w:val="21"/>
         </w:rPr>
-        <w:t xml:space="preserve">•  Built the GlobalCompass Curriculum Finder Quiz — Quick (5 questions, free) and Deep (12 questions, Pro) versions covering 8 curricula: IB, British, American, French, German, Canadian, Australian, and Local</w:t>
-      </w:r>
-    </w:p>
-    <w:p>
-      <w:pPr>
-        <w:spacing w:after="40" w:before="40"/>
-        <w:ind w:left="360"/>
-      </w:pPr>
-      <w:r>
-        <w:rPr>
-          <w:rFonts w:ascii="Arial" w:cs="Arial" w:eastAsia="Arial" w:hAnsi="Arial"/>
-          <w:color w:val="0D1F4A"/>
-          <w:sz w:val="21"/>
-          <w:szCs w:val="21"/>
-        </w:rPr>
-        <w:t xml:space="preserve">•  Built the full GlobalCompass Business Plan — a complete 12-section Word document covering executive summary, market opportunity, 5-year scaling roadmap (UAE, Gulf, Asia, Europe, Americas), monetisation strategy, and financial projections</w:t>
-      </w:r>
-    </w:p>
-    <w:p>
-      <w:pPr>
-        <w:spacing w:after="40" w:before="40"/>
-        <w:ind w:left="360"/>
-      </w:pPr>
-      <w:r>
-        <w:rPr>
-          <w:rFonts w:ascii="Arial" w:cs="Arial" w:eastAsia="Arial" w:hAnsi="Arial"/>
-          <w:color w:val="0D1F4A"/>
-          <w:sz w:val="21"/>
-          <w:szCs w:val="21"/>
-        </w:rPr>
-        <w:t xml:space="preserve">•  Built the School Search Database — 30 real international schools across 12 countries with 8 working filters (country, city, curriculum, age, budget, language, rating, sort)</w:t>
-      </w:r>
-    </w:p>
-    <w:p>
-      <w:pPr>
-        <w:spacing w:after="40" w:before="40"/>
-        <w:ind w:left="360"/>
-      </w:pPr>
-      <w:r>
-        <w:rPr>
-          <w:rFonts w:ascii="Arial" w:cs="Arial" w:eastAsia="Arial" w:hAnsi="Arial"/>
-          <w:color w:val="0D1F4A"/>
-          <w:sz w:val="21"/>
-          <w:szCs w:val="21"/>
-        </w:rPr>
-        <w:t xml:space="preserve">•  Explained "API-ready" architecture in plain language using a restaurant menu analogy — printed menu vs live-updating screen</w:t>
-      </w:r>
-    </w:p>
-    <w:p>
-      <w:pPr>
-        <w:spacing w:after="40" w:before="40"/>
-        <w:ind w:left="360"/>
-      </w:pPr>
-      <w:r>
-        <w:rPr>
-          <w:rFonts w:ascii="Arial" w:cs="Arial" w:eastAsia="Arial" w:hAnsi="Arial"/>
-          <w:color w:val="0D1F4A"/>
-          <w:sz w:val="21"/>
-          <w:szCs w:val="21"/>
-        </w:rPr>
-        <w:t xml:space="preserve">•  Explained the 3-layer data strategy: schools self-updating their own listings, automated official feeds (KHDA, Ofsted, Google Places), and growing community reviews</w:t>
-      </w:r>
-    </w:p>
-    <w:p>
-      <w:pPr>
-        <w:spacing w:after="40" w:before="40"/>
-        <w:ind w:left="360"/>
-      </w:pPr>
-      <w:r>
-        <w:rPr>
-          <w:rFonts w:ascii="Arial" w:cs="Arial" w:eastAsia="Arial" w:hAnsi="Arial"/>
-          <w:color w:val="0D1F4A"/>
-          <w:sz w:val="21"/>
-          <w:szCs w:val="21"/>
-        </w:rPr>
-        <w:t xml:space="preserve">•  Discussed compliance groundwork: GDPR, COPPA, and UAE Personal Data Protection Law — addressed layer by layer as the platform scales, not blocking early building</w:t>
-      </w:r>
-    </w:p>
-    <w:p>
-      <w:pPr>
-        <w:spacing w:after="40" w:before="40"/>
-        <w:ind w:left="360"/>
-      </w:pPr>
-      <w:r>
-        <w:rPr>
-          <w:rFonts w:ascii="Arial" w:cs="Arial" w:eastAsia="Arial" w:hAnsi="Arial"/>
-          <w:color w:val="0D1F4A"/>
-          <w:sz w:val="21"/>
-          <w:szCs w:val="21"/>
-        </w:rPr>
-        <w:t xml:space="preserve">•  Built the full School Detail Page — tabbed profile (Overview, Fees, Curriculum, Reviews, Admissions, Contact) for Dubai International Academy as the first example</w:t>
-      </w:r>
-    </w:p>
-    <w:p>
-      <w:pPr>
-        <w:spacing w:after="40" w:before="40"/>
-        <w:ind w:left="360"/>
-      </w:pPr>
-      <w:r>
-        <w:rPr>
-          <w:rFonts w:ascii="Arial" w:cs="Arial" w:eastAsia="Arial" w:hAnsi="Arial"/>
-          <w:color w:val="0D1F4A"/>
-          <w:sz w:val="21"/>
-          <w:szCs w:val="21"/>
-        </w:rPr>
-        <w:t xml:space="preserve">•  Built and saved the first real landing page index.html — full brand identity in Antique Gold, Parchment Cream, and Warm Black, with Playfair Display and Inter typography</w:t>
+        <w:t xml:space="preserve">•  Built the GlobalCompass Curriculum Finder Quiz covering 8 curricula</w:t>
+      </w:r>
+    </w:p>
+    <w:p>
+      <w:pPr>
+        <w:spacing w:after="40" w:before="40"/>
+        <w:ind w:left="360"/>
+      </w:pPr>
+      <w:r>
+        <w:rPr>
+          <w:rFonts w:ascii="Arial" w:cs="Arial" w:eastAsia="Arial" w:hAnsi="Arial"/>
+          <w:color w:val="0D1F4A"/>
+          <w:sz w:val="21"/>
+          <w:szCs w:val="21"/>
+        </w:rPr>
+        <w:t xml:space="preserve">•  Built the full GlobalCompass Business Plan — 12-section Word document</w:t>
+      </w:r>
+    </w:p>
+    <w:p>
+      <w:pPr>
+        <w:spacing w:after="40" w:before="40"/>
+        <w:ind w:left="360"/>
+      </w:pPr>
+      <w:r>
+        <w:rPr>
+          <w:rFonts w:ascii="Arial" w:cs="Arial" w:eastAsia="Arial" w:hAnsi="Arial"/>
+          <w:color w:val="0D1F4A"/>
+          <w:sz w:val="21"/>
+          <w:szCs w:val="21"/>
+        </w:rPr>
+        <w:t xml:space="preserve">•  Built the School Search Database — 30 real international schools across 12 countries with 8 working filters</w:t>
+      </w:r>
+    </w:p>
+    <w:p>
+      <w:pPr>
+        <w:spacing w:after="40" w:before="40"/>
+        <w:ind w:left="360"/>
+      </w:pPr>
+      <w:r>
+        <w:rPr>
+          <w:rFonts w:ascii="Arial" w:cs="Arial" w:eastAsia="Arial" w:hAnsi="Arial"/>
+          <w:color w:val="0D1F4A"/>
+          <w:sz w:val="21"/>
+          <w:szCs w:val="21"/>
+        </w:rPr>
+        <w:t xml:space="preserve">•  Explained the 3-layer data strategy and compliance groundwork (GDPR, COPPA, UAE PDPL)</w:t>
+      </w:r>
+    </w:p>
+    <w:p>
+      <w:pPr>
+        <w:spacing w:after="40" w:before="40"/>
+        <w:ind w:left="360"/>
+      </w:pPr>
+      <w:r>
+        <w:rPr>
+          <w:rFonts w:ascii="Arial" w:cs="Arial" w:eastAsia="Arial" w:hAnsi="Arial"/>
+          <w:color w:val="0D1F4A"/>
+          <w:sz w:val="21"/>
+          <w:szCs w:val="21"/>
+        </w:rPr>
+        <w:t xml:space="preserve">•  Built the full School Detail Page for Dubai International Academy</w:t>
+      </w:r>
+    </w:p>
+    <w:p>
+      <w:pPr>
+        <w:spacing w:after="40" w:before="40"/>
+        <w:ind w:left="360"/>
+      </w:pPr>
+      <w:r>
+        <w:rPr>
+          <w:rFonts w:ascii="Arial" w:cs="Arial" w:eastAsia="Arial" w:hAnsi="Arial"/>
+          <w:color w:val="0D1F4A"/>
+          <w:sz w:val="21"/>
+          <w:szCs w:val="21"/>
+        </w:rPr>
+        <w:t xml:space="preserve">•  Built and saved the first real landing page index.html with full brand identity</w:t>
       </w:r>
     </w:p>
     <w:p>
@@ -451,37 +406,22 @@
           <w:sz w:val="21"/>
           <w:szCs w:val="21"/>
         </w:rPr>
-        <w:t xml:space="preserve">•  Designed a full community safety and moderation system: automated content filtering, AI moderation via Claude API, community reporting, human moderation dashboard, age-appropriate safeguards, and a clear Community Code</w:t>
-      </w:r>
-    </w:p>
-    <w:p>
-      <w:pPr>
-        <w:spacing w:after="40" w:before="40"/>
-        <w:ind w:left="360"/>
-      </w:pPr>
-      <w:r>
-        <w:rPr>
-          <w:rFonts w:ascii="Arial" w:cs="Arial" w:eastAsia="Arial" w:hAnsi="Arial"/>
-          <w:color w:val="0D1F4A"/>
-          <w:sz w:val="21"/>
-          <w:szCs w:val="21"/>
-        </w:rPr>
-        <w:t xml:space="preserve">•  Restructured the entire navigation: clean portal feel, Pro pricing moved into a popup modal (not displayed on homepage), new Final Years section introduced, Forum moved into navigation rather than homepage, Reviews separated, Universities flagged as Coming Soon</w:t>
-      </w:r>
-    </w:p>
-    <w:p>
-      <w:pPr>
-        <w:spacing w:after="40" w:before="40"/>
-        <w:ind w:left="360"/>
-      </w:pPr>
-      <w:r>
-        <w:rPr>
-          <w:rFonts w:ascii="Arial" w:cs="Arial" w:eastAsia="Arial" w:hAnsi="Arial"/>
-          <w:color w:val="0D1F4A"/>
-          <w:sz w:val="21"/>
-          <w:szCs w:val="21"/>
-        </w:rPr>
-        <w:t xml:space="preserve">•  Rebuilt index.html with the new structure — the version that introduced the now-familiar Final Years navigation concept</w:t>
+        <w:t xml:space="preserve">•  Designed a full community safety and moderation system</w:t>
+      </w:r>
+    </w:p>
+    <w:p>
+      <w:pPr>
+        <w:spacing w:after="40" w:before="40"/>
+        <w:ind w:left="360"/>
+      </w:pPr>
+      <w:r>
+        <w:rPr>
+          <w:rFonts w:ascii="Arial" w:cs="Arial" w:eastAsia="Arial" w:hAnsi="Arial"/>
+          <w:color w:val="0D1F4A"/>
+          <w:sz w:val="21"/>
+          <w:szCs w:val="21"/>
+        </w:rPr>
+        <w:t xml:space="preserve">•  Restructured the entire navigation — introduced the Final Years navigation concept</w:t>
       </w:r>
     </w:p>
     <w:p>
@@ -541,127 +481,52 @@
           <w:sz w:val="21"/>
           <w:szCs w:val="21"/>
         </w:rPr>
-        <w:t xml:space="preserve">•  Built IP protection documentation — Trademark Application materials and the Career Simulator Patent Concept document</w:t>
-      </w:r>
-    </w:p>
-    <w:p>
-      <w:pPr>
-        <w:spacing w:after="40" w:before="40"/>
-        <w:ind w:left="360"/>
-      </w:pPr>
-      <w:r>
-        <w:rPr>
-          <w:rFonts w:ascii="Arial" w:cs="Arial" w:eastAsia="Arial" w:hAnsi="Arial"/>
-          <w:color w:val="0D1F4A"/>
-          <w:sz w:val="21"/>
-          <w:szCs w:val="21"/>
-        </w:rPr>
-        <w:t xml:space="preserve">•  Built the first Product Roadmap document outlining phased development</w:t>
-      </w:r>
-    </w:p>
-    <w:p>
-      <w:pPr>
-        <w:spacing w:after="40" w:before="40"/>
-        <w:ind w:left="360"/>
-      </w:pPr>
-      <w:r>
-        <w:rPr>
-          <w:rFonts w:ascii="Arial" w:cs="Arial" w:eastAsia="Arial" w:hAnsi="Arial"/>
-          <w:color w:val="0D1F4A"/>
-          <w:sz w:val="21"/>
-          <w:szCs w:val="21"/>
-        </w:rPr>
-        <w:t xml:space="preserve">•  Introduced the Academic Passport concept for the first time — the private, curriculum-aware student grade tracker idea</w:t>
-      </w:r>
-    </w:p>
-    <w:p>
-      <w:pPr>
-        <w:spacing w:after="40" w:before="40"/>
-        <w:ind w:left="360"/>
-      </w:pPr>
-      <w:r>
-        <w:rPr>
-          <w:rFonts w:ascii="Arial" w:cs="Arial" w:eastAsia="Arial" w:hAnsi="Arial"/>
-          <w:color w:val="0D1F4A"/>
-          <w:sz w:val="21"/>
-          <w:szCs w:val="21"/>
-        </w:rPr>
-        <w:t xml:space="preserve">•  Built and deployed the Career Simulator (British A-Levels) navigator</w:t>
-      </w:r>
-    </w:p>
-    <w:p>
-      <w:pPr>
-        <w:spacing w:after="40" w:before="40"/>
-        <w:ind w:left="360"/>
-      </w:pPr>
-      <w:r>
-        <w:rPr>
-          <w:rFonts w:ascii="Arial" w:cs="Arial" w:eastAsia="Arial" w:hAnsi="Arial"/>
-          <w:color w:val="0D1F4A"/>
-          <w:sz w:val="21"/>
-          <w:szCs w:val="21"/>
-        </w:rPr>
-        <w:t xml:space="preserve">•  Built and deployed the Nursery Compass (UAE Early Years) tool</w:t>
-      </w:r>
-    </w:p>
-    <w:p>
-      <w:pPr>
-        <w:spacing w:after="40" w:before="40"/>
-        <w:ind w:left="360"/>
-      </w:pPr>
-      <w:r>
-        <w:rPr>
-          <w:rFonts w:ascii="Arial" w:cs="Arial" w:eastAsia="Arial" w:hAnsi="Arial"/>
-          <w:color w:val="0D1F4A"/>
-          <w:sz w:val="21"/>
-          <w:szCs w:val="21"/>
-        </w:rPr>
-        <w:t xml:space="preserve">•  Built and deployed the IB Pathway Navigator (Global, 180 countries)</w:t>
-      </w:r>
-    </w:p>
-    <w:p>
-      <w:pPr>
-        <w:spacing w:after="40" w:before="40"/>
-        <w:ind w:left="360"/>
-      </w:pPr>
-      <w:r>
-        <w:rPr>
-          <w:rFonts w:ascii="Arial" w:cs="Arial" w:eastAsia="Arial" w:hAnsi="Arial"/>
-          <w:color w:val="0D1F4A"/>
-          <w:sz w:val="21"/>
-          <w:szCs w:val="21"/>
-        </w:rPr>
-        <w:t xml:space="preserve">•  Built and deployed the American AP &amp; SAT Navigator with tuition savings calculator</w:t>
-      </w:r>
-    </w:p>
-    <w:p>
-      <w:pPr>
-        <w:spacing w:after="40" w:before="40"/>
-        <w:ind w:left="360"/>
-      </w:pPr>
-      <w:r>
-        <w:rPr>
-          <w:rFonts w:ascii="Arial" w:cs="Arial" w:eastAsia="Arial" w:hAnsi="Arial"/>
-          <w:color w:val="0D1F4A"/>
-          <w:sz w:val="21"/>
-          <w:szCs w:val="21"/>
-        </w:rPr>
-        <w:t xml:space="preserve">•  Built and deployed the CBSE Stream Navigator (Indian curriculum) with a family-pressure-aware guidance layer</w:t>
-      </w:r>
-    </w:p>
-    <w:p>
-      <w:pPr>
-        <w:spacing w:after="40" w:before="40"/>
-        <w:ind w:left="360"/>
-      </w:pPr>
-      <w:r>
-        <w:rPr>
-          <w:rFonts w:ascii="Arial" w:cs="Arial" w:eastAsia="Arial" w:hAnsi="Arial"/>
-          <w:color w:val="0D1F4A"/>
-          <w:sz w:val="21"/>
-          <w:szCs w:val="21"/>
-        </w:rPr>
-        <w:t xml:space="preserve">•  Built and deployed the French Baccalauréat Navigator (Nouveau Bac réforme 2021)</w:t>
+        <w:t xml:space="preserve">•  Built IP protection documentation — Trademark Application and Career Simulator Patent Concept</w:t>
+      </w:r>
+    </w:p>
+    <w:p>
+      <w:pPr>
+        <w:spacing w:after="40" w:before="40"/>
+        <w:ind w:left="360"/>
+      </w:pPr>
+      <w:r>
+        <w:rPr>
+          <w:rFonts w:ascii="Arial" w:cs="Arial" w:eastAsia="Arial" w:hAnsi="Arial"/>
+          <w:color w:val="0D1F4A"/>
+          <w:sz w:val="21"/>
+          <w:szCs w:val="21"/>
+        </w:rPr>
+        <w:t xml:space="preserve">•  Built the first Product Roadmap document</w:t>
+      </w:r>
+    </w:p>
+    <w:p>
+      <w:pPr>
+        <w:spacing w:after="40" w:before="40"/>
+        <w:ind w:left="360"/>
+      </w:pPr>
+      <w:r>
+        <w:rPr>
+          <w:rFonts w:ascii="Arial" w:cs="Arial" w:eastAsia="Arial" w:hAnsi="Arial"/>
+          <w:color w:val="0D1F4A"/>
+          <w:sz w:val="21"/>
+          <w:szCs w:val="21"/>
+        </w:rPr>
+        <w:t xml:space="preserve">•  Introduced the Academic Passport concept for the first time</w:t>
+      </w:r>
+    </w:p>
+    <w:p>
+      <w:pPr>
+        <w:spacing w:after="40" w:before="40"/>
+        <w:ind w:left="360"/>
+      </w:pPr>
+      <w:r>
+        <w:rPr>
+          <w:rFonts w:ascii="Arial" w:cs="Arial" w:eastAsia="Arial" w:hAnsi="Arial"/>
+          <w:color w:val="0D1F4A"/>
+          <w:sz w:val="21"/>
+          <w:szCs w:val="21"/>
+        </w:rPr>
+        <w:t xml:space="preserve">•  Built and deployed: Career Simulator (A-Levels), Nursery Compass, IB Pathway Navigator, American AP and SAT Navigator, CBSE Stream Navigator, French Baccalauréat Navigator</w:t>
       </w:r>
     </w:p>
     <w:p>
@@ -721,52 +586,22 @@
           <w:sz w:val="21"/>
           <w:szCs w:val="21"/>
         </w:rPr>
-        <w:t xml:space="preserve">•  Connected globalcompass.education domain — GitHub repository created, Vercel hosting configured, full deploy pipeline established (git push then auto-deploy)</w:t>
-      </w:r>
-    </w:p>
-    <w:p>
-      <w:pPr>
-        <w:spacing w:after="40" w:before="40"/>
-        <w:ind w:left="360"/>
-      </w:pPr>
-      <w:r>
-        <w:rPr>
-          <w:rFonts w:ascii="Arial" w:cs="Arial" w:eastAsia="Arial" w:hAnsi="Arial"/>
-          <w:color w:val="0D1F4A"/>
-          <w:sz w:val="21"/>
-          <w:szCs w:val="21"/>
-        </w:rPr>
-        <w:t xml:space="preserve">•  Built and deployed the Singapore Pathway Navigator — with a deliberate compassionate stress-acknowledgment layer given Singapore's academic pressure culture</w:t>
-      </w:r>
-    </w:p>
-    <w:p>
-      <w:pPr>
-        <w:spacing w:after="40" w:before="40"/>
-        <w:ind w:left="360"/>
-      </w:pPr>
-      <w:r>
-        <w:rPr>
-          <w:rFonts w:ascii="Arial" w:cs="Arial" w:eastAsia="Arial" w:hAnsi="Arial"/>
-          <w:color w:val="0D1F4A"/>
-          <w:sz w:val="21"/>
-          <w:szCs w:val="21"/>
-        </w:rPr>
-        <w:t xml:space="preserve">•  Built and deployed the German Abitur Navigator — fully bilingual German/English, with Numerus Clausus guidance</w:t>
-      </w:r>
-    </w:p>
-    <w:p>
-      <w:pPr>
-        <w:spacing w:after="40" w:before="40"/>
-        <w:ind w:left="360"/>
-      </w:pPr>
-      <w:r>
-        <w:rPr>
-          <w:rFonts w:ascii="Arial" w:cs="Arial" w:eastAsia="Arial" w:hAnsi="Arial"/>
-          <w:color w:val="0D1F4A"/>
-          <w:sz w:val="21"/>
-          <w:szCs w:val="21"/>
-        </w:rPr>
-        <w:t xml:space="preserve">•  Built and deployed the Australian VCE Navigator — covering ATAR scaling strategy and prerequisite warnings, with explicit UAE and Malaysia international-school context</w:t>
+        <w:t xml:space="preserve">•  Connected globalcompass.education domain — GitHub, Vercel, full deploy pipeline established</w:t>
+      </w:r>
+    </w:p>
+    <w:p>
+      <w:pPr>
+        <w:spacing w:after="40" w:before="40"/>
+        <w:ind w:left="360"/>
+      </w:pPr>
+      <w:r>
+        <w:rPr>
+          <w:rFonts w:ascii="Arial" w:cs="Arial" w:eastAsia="Arial" w:hAnsi="Arial"/>
+          <w:color w:val="0D1F4A"/>
+          <w:sz w:val="21"/>
+          <w:szCs w:val="21"/>
+        </w:rPr>
+        <w:t xml:space="preserve">•  Built and deployed Singapore Pathway Navigator, German Abitur Navigator, Australian VCE Navigator</w:t>
       </w:r>
     </w:p>
     <w:p>
@@ -807,7 +642,7 @@
           <w:sz w:val="18"/>
           <w:szCs w:val="18"/>
         </w:rPr>
-        <w:t xml:space="preserve">MATURITY PHASE — June 18, 2026 (Today)</w:t>
+        <w:t xml:space="preserve">MATURITY PHASE — June 18, 2026</w:t>
       </w:r>
     </w:p>
     <w:p>
@@ -841,202 +676,456 @@
           <w:sz w:val="21"/>
           <w:szCs w:val="21"/>
         </w:rPr>
-        <w:t xml:space="preserve">•  Built and deployed the Brazilian ENEM Navigator — positioned explicitly as a free "cursinho replacement" for UAE-based Brazilian families with no access to Brazil's private exam-prep culture</w:t>
-      </w:r>
-    </w:p>
-    <w:p>
-      <w:pPr>
-        <w:spacing w:after="40" w:before="40"/>
-        <w:ind w:left="360"/>
-      </w:pPr>
-      <w:r>
-        <w:rPr>
-          <w:rFonts w:ascii="Arial" w:cs="Arial" w:eastAsia="Arial" w:hAnsi="Arial"/>
-          <w:color w:val="0D1F4A"/>
-          <w:sz w:val="21"/>
-          <w:szCs w:val="21"/>
-        </w:rPr>
-        <w:t xml:space="preserve">•  Resolved a Supabase 7-day inactivity pause warning — confirmed as routine free-tier behaviour, not GlobalCompass-specific, resolved simply by logging into the dashboard</w:t>
-      </w:r>
-    </w:p>
-    <w:p>
-      <w:pPr>
-        <w:spacing w:after="40" w:before="40"/>
-        <w:ind w:left="360"/>
-      </w:pPr>
-      <w:r>
-        <w:rPr>
-          <w:rFonts w:ascii="Arial" w:cs="Arial" w:eastAsia="Arial" w:hAnsi="Arial"/>
-          <w:color w:val="0D1F4A"/>
-          <w:sz w:val="21"/>
-          <w:szCs w:val="21"/>
-        </w:rPr>
-        <w:t xml:space="preserve">•  Reconnected susselt@globalcompass.education email on the laptop after authentication issues</w:t>
-      </w:r>
-    </w:p>
-    <w:p>
-      <w:pPr>
-        <w:spacing w:after="40" w:before="40"/>
-        <w:ind w:left="360"/>
-      </w:pPr>
-      <w:r>
-        <w:rPr>
-          <w:rFonts w:ascii="Arial" w:cs="Arial" w:eastAsia="Arial" w:hAnsi="Arial"/>
-          <w:color w:val="0D1F4A"/>
-          <w:sz w:val="21"/>
-          <w:szCs w:val="21"/>
-        </w:rPr>
-        <w:t xml:space="preserve">•  Explained Stripe vs PayPal in plain terms — Stripe identified as the right future choice for subscription billing, explicitly deferred until a paid feature actually exists to sell</w:t>
-      </w:r>
-    </w:p>
-    <w:p>
-      <w:pPr>
-        <w:spacing w:after="40" w:before="40"/>
-        <w:ind w:left="360"/>
-      </w:pPr>
-      <w:r>
-        <w:rPr>
-          <w:rFonts w:ascii="Arial" w:cs="Arial" w:eastAsia="Arial" w:hAnsi="Arial"/>
-          <w:color w:val="0D1F4A"/>
-          <w:sz w:val="21"/>
-          <w:szCs w:val="21"/>
-        </w:rPr>
-        <w:t xml:space="preserve">•  Documented the founder's rural education give-back vision as a new Section 8 in the Product Roadmap — "Giving Back" — with a clear legal distinction between donating own profits (no licence needed) versus accepting public donations (requires UAE charity accreditation), and a responsible 3-stage sequence for the future</w:t>
-      </w:r>
-    </w:p>
-    <w:p>
-      <w:pPr>
-        <w:spacing w:after="40" w:before="40"/>
-        <w:ind w:left="360"/>
-      </w:pPr>
-      <w:r>
-        <w:rPr>
-          <w:rFonts w:ascii="Arial" w:cs="Arial" w:eastAsia="Arial" w:hAnsi="Arial"/>
-          <w:color w:val="0D1F4A"/>
-          <w:sz w:val="21"/>
-          <w:szCs w:val="21"/>
-        </w:rPr>
-        <w:t xml:space="preserve">•  Built the Academic Passport (IB Edition) — the first database-backed, login-protected feature on GlobalCompass</w:t>
-      </w:r>
-    </w:p>
-    <w:p>
-      <w:pPr>
-        <w:spacing w:after="40" w:before="40"/>
-        <w:ind w:left="360"/>
-      </w:pPr>
-      <w:r>
-        <w:rPr>
-          <w:rFonts w:ascii="Arial" w:cs="Arial" w:eastAsia="Arial" w:hAnsi="Arial"/>
-          <w:color w:val="0D1F4A"/>
-          <w:sz w:val="21"/>
-          <w:szCs w:val="21"/>
-        </w:rPr>
-        <w:t xml:space="preserve">•  Created Supabase database tables (ib_grades, ib_targets) with Row Level Security so each student can only ever access their own data</w:t>
-      </w:r>
-    </w:p>
-    <w:p>
-      <w:pPr>
-        <w:spacing w:after="40" w:before="40"/>
-        <w:ind w:left="360"/>
-      </w:pPr>
-      <w:r>
-        <w:rPr>
-          <w:rFonts w:ascii="Arial" w:cs="Arial" w:eastAsia="Arial" w:hAnsi="Arial"/>
-          <w:color w:val="0D1F4A"/>
-          <w:sz w:val="21"/>
-          <w:szCs w:val="21"/>
-        </w:rPr>
-        <w:t xml:space="preserve">•  Implemented passwordless email magic-link login via Supabase Auth</w:t>
-      </w:r>
-    </w:p>
-    <w:p>
-      <w:pPr>
-        <w:spacing w:after="40" w:before="40"/>
-        <w:ind w:left="360"/>
-      </w:pPr>
-      <w:r>
-        <w:rPr>
-          <w:rFonts w:ascii="Arial" w:cs="Arial" w:eastAsia="Arial" w:hAnsi="Arial"/>
-          <w:color w:val="0D1F4A"/>
-          <w:sz w:val="21"/>
-          <w:szCs w:val="21"/>
-        </w:rPr>
-        <w:t xml:space="preserve">•  Discovered and fixed a critical bug: a stale vercel.json file created on 12 June (before any navigators existed) was silently restricting Vercel to serve ONLY index.html — invisibly blocking all 13 pages including every navigator built since. Fixed by simplifying the config, restoring every page to working order</w:t>
-      </w:r>
-    </w:p>
-    <w:p>
-      <w:pPr>
-        <w:spacing w:after="40" w:before="40"/>
-        <w:ind w:left="360"/>
-      </w:pPr>
-      <w:r>
-        <w:rPr>
-          <w:rFonts w:ascii="Arial" w:cs="Arial" w:eastAsia="Arial" w:hAnsi="Arial"/>
-          <w:color w:val="0D1F4A"/>
-          <w:sz w:val="21"/>
-          <w:szCs w:val="21"/>
-        </w:rPr>
-        <w:t xml:space="preserve">•  Fixed Supabase Site URL and Redirect URL configuration (previously stuck at the default localhost:3000) so magic-link login works correctly on mobile, not just desktop</w:t>
-      </w:r>
-    </w:p>
-    <w:p>
-      <w:pPr>
-        <w:spacing w:after="40" w:before="40"/>
-        <w:ind w:left="360"/>
-      </w:pPr>
-      <w:r>
-        <w:rPr>
-          <w:rFonts w:ascii="Arial" w:cs="Arial" w:eastAsia="Arial" w:hAnsi="Arial"/>
-          <w:color w:val="0D1F4A"/>
-          <w:sz w:val="21"/>
-          <w:szCs w:val="21"/>
-        </w:rPr>
-        <w:t xml:space="preserve">•  Confirmed the Academic Passport working completely end-to-end on phone — login, grade entry, target-setting, and gap calculator all functioning</w:t>
-      </w:r>
-    </w:p>
-    <w:p>
-      <w:pPr>
-        <w:spacing w:after="40" w:before="40"/>
-        <w:ind w:left="360"/>
-      </w:pPr>
-      <w:r>
-        <w:rPr>
-          <w:rFonts w:ascii="Arial" w:cs="Arial" w:eastAsia="Arial" w:hAnsi="Arial"/>
-          <w:color w:val="0D1F4A"/>
-          <w:sz w:val="21"/>
-          <w:szCs w:val="21"/>
-        </w:rPr>
-        <w:t xml:space="preserve">•  Added Academic Passport links to both the Final Years dropdown and a prominent top-level navigation button</w:t>
-      </w:r>
-    </w:p>
-    <w:p>
-      <w:pPr>
-        <w:spacing w:after="40" w:before="40"/>
-        <w:ind w:left="360"/>
-      </w:pPr>
-      <w:r>
-        <w:rPr>
-          <w:rFonts w:ascii="Arial" w:cs="Arial" w:eastAsia="Arial" w:hAnsi="Arial"/>
-          <w:color w:val="0D1F4A"/>
-          <w:sz w:val="21"/>
-          <w:szCs w:val="21"/>
-        </w:rPr>
-        <w:t xml:space="preserve">•  Fixed a nav alignment bug caused by a duplicate wrapper div from the new button</w:t>
-      </w:r>
-    </w:p>
-    <w:p>
-      <w:pPr>
-        <w:spacing w:after="40" w:before="40"/>
-        <w:ind w:left="360"/>
-      </w:pPr>
-      <w:r>
-        <w:rPr>
-          <w:rFonts w:ascii="Arial" w:cs="Arial" w:eastAsia="Arial" w:hAnsi="Arial"/>
-          <w:color w:val="0D1F4A"/>
-          <w:sz w:val="21"/>
-          <w:szCs w:val="21"/>
-        </w:rPr>
-        <w:t xml:space="preserve">•  Opened a key strategic discussion for the Academic Passport's future: how it should scale across multiple curricula (one login, a curriculum-selector after sign-in, separate data tables per grading system) and how to name and label it clearly so its current IB-only scope is obvious to visitors — carried forward as the priority for the next working session</w:t>
+        <w:t xml:space="preserve">•  Built and deployed the Brazilian ENEM Navigator — positioned as a free "cursinho replacement"</w:t>
+      </w:r>
+    </w:p>
+    <w:p>
+      <w:pPr>
+        <w:spacing w:after="40" w:before="40"/>
+        <w:ind w:left="360"/>
+      </w:pPr>
+      <w:r>
+        <w:rPr>
+          <w:rFonts w:ascii="Arial" w:cs="Arial" w:eastAsia="Arial" w:hAnsi="Arial"/>
+          <w:color w:val="0D1F4A"/>
+          <w:sz w:val="21"/>
+          <w:szCs w:val="21"/>
+        </w:rPr>
+        <w:t xml:space="preserve">•  Resolved Supabase pause warning, reconnected laptop email, clarified Stripe vs PayPal timing</w:t>
+      </w:r>
+    </w:p>
+    <w:p>
+      <w:pPr>
+        <w:spacing w:after="40" w:before="40"/>
+        <w:ind w:left="360"/>
+      </w:pPr>
+      <w:r>
+        <w:rPr>
+          <w:rFonts w:ascii="Arial" w:cs="Arial" w:eastAsia="Arial" w:hAnsi="Arial"/>
+          <w:color w:val="0D1F4A"/>
+          <w:sz w:val="21"/>
+          <w:szCs w:val="21"/>
+        </w:rPr>
+        <w:t xml:space="preserve">•  Documented the founder's rural education give-back vision as new Section 8 of the Product Roadmap</w:t>
+      </w:r>
+    </w:p>
+    <w:p>
+      <w:pPr>
+        <w:spacing w:after="40" w:before="40"/>
+        <w:ind w:left="360"/>
+      </w:pPr>
+      <w:r>
+        <w:rPr>
+          <w:rFonts w:ascii="Arial" w:cs="Arial" w:eastAsia="Arial" w:hAnsi="Arial"/>
+          <w:color w:val="0D1F4A"/>
+          <w:sz w:val="21"/>
+          <w:szCs w:val="21"/>
+        </w:rPr>
+        <w:t xml:space="preserve">•  Built the Academic Passport (IB Edition) — first database-backed, login-protected feature</w:t>
+      </w:r>
+    </w:p>
+    <w:p>
+      <w:pPr>
+        <w:spacing w:after="40" w:before="40"/>
+        <w:ind w:left="360"/>
+      </w:pPr>
+      <w:r>
+        <w:rPr>
+          <w:rFonts w:ascii="Arial" w:cs="Arial" w:eastAsia="Arial" w:hAnsi="Arial"/>
+          <w:color w:val="0D1F4A"/>
+          <w:sz w:val="21"/>
+          <w:szCs w:val="21"/>
+        </w:rPr>
+        <w:t xml:space="preserve">•  Created Supabase tables with Row Level Security, implemented passwordless magic-link login</w:t>
+      </w:r>
+    </w:p>
+    <w:p>
+      <w:pPr>
+        <w:spacing w:after="40" w:before="40"/>
+        <w:ind w:left="360"/>
+      </w:pPr>
+      <w:r>
+        <w:rPr>
+          <w:rFonts w:ascii="Arial" w:cs="Arial" w:eastAsia="Arial" w:hAnsi="Arial"/>
+          <w:color w:val="0D1F4A"/>
+          <w:sz w:val="21"/>
+          <w:szCs w:val="21"/>
+        </w:rPr>
+        <w:t xml:space="preserve">•  Discovered and fixed a critical vercel.json bug blocking all pages except the homepage</w:t>
+      </w:r>
+    </w:p>
+    <w:p>
+      <w:pPr>
+        <w:spacing w:after="40" w:before="40"/>
+        <w:ind w:left="360"/>
+      </w:pPr>
+      <w:r>
+        <w:rPr>
+          <w:rFonts w:ascii="Arial" w:cs="Arial" w:eastAsia="Arial" w:hAnsi="Arial"/>
+          <w:color w:val="0D1F4A"/>
+          <w:sz w:val="21"/>
+          <w:szCs w:val="21"/>
+        </w:rPr>
+        <w:t xml:space="preserve">•  Fixed Supabase Site URL and Redirect URL configuration for mobile magic-link login</w:t>
+      </w:r>
+    </w:p>
+    <w:p>
+      <w:pPr>
+        <w:spacing w:after="40" w:before="40"/>
+        <w:ind w:left="360"/>
+      </w:pPr>
+      <w:r>
+        <w:rPr>
+          <w:rFonts w:ascii="Arial" w:cs="Arial" w:eastAsia="Arial" w:hAnsi="Arial"/>
+          <w:color w:val="0D1F4A"/>
+          <w:sz w:val="21"/>
+          <w:szCs w:val="21"/>
+        </w:rPr>
+        <w:t xml:space="preserve">•  Confirmed Academic Passport working end-to-end on phone</w:t>
+      </w:r>
+    </w:p>
+    <w:p>
+      <w:pPr>
+        <w:spacing w:after="40" w:before="40"/>
+        <w:ind w:left="360"/>
+      </w:pPr>
+      <w:r>
+        <w:rPr>
+          <w:rFonts w:ascii="Arial" w:cs="Arial" w:eastAsia="Arial" w:hAnsi="Arial"/>
+          <w:color w:val="0D1F4A"/>
+          <w:sz w:val="21"/>
+          <w:szCs w:val="21"/>
+        </w:rPr>
+        <w:t xml:space="preserve">•  Added Academic Passport links to navigation; opened strategic question on multi-curriculum scaling</w:t>
+      </w:r>
+    </w:p>
+    <w:p>
+      <w:pPr>
+        <w:spacing w:after="40" w:before="40"/>
+        <w:ind w:left="360"/>
+      </w:pPr>
+      <w:r>
+        <w:rPr>
+          <w:rFonts w:ascii="Arial" w:cs="Arial" w:eastAsia="Arial" w:hAnsi="Arial"/>
+          <w:color w:val="0D1F4A"/>
+          <w:sz w:val="21"/>
+          <w:szCs w:val="21"/>
+        </w:rPr>
+        <w:t xml:space="preserve">•  Built complete historical Project Agenda document covering the full journey from 9 June onward</w:t>
+      </w:r>
+    </w:p>
+    <w:p>
+      <w:pPr>
+        <w:spacing w:after="60" w:before="60"/>
+      </w:pPr>
+      <w:r>
+        <w:t xml:space="preserve"/>
+      </w:r>
+    </w:p>
+    <w:p>
+      <w:pPr>
+        <w:shd w:fill="0D1F4A" w:val="clear"/>
+        <w:spacing w:after="200" w:before="300"/>
+        <w:jc w:val="center"/>
+      </w:pPr>
+      <w:r>
+        <w:rPr>
+          <w:rFonts w:ascii="Arial" w:cs="Arial" w:eastAsia="Arial" w:hAnsi="Arial"/>
+          <w:b/>
+          <w:bCs/>
+          <w:color w:val="F5C842"/>
+          <w:sz w:val="18"/>
+          <w:szCs w:val="18"/>
+        </w:rPr>
+        <w:t xml:space="preserve">REFINEMENT PHASE — June 19, 2026 (Today)</w:t>
+      </w:r>
+    </w:p>
+    <w:p>
+      <w:pPr>
+        <w:pBdr>
+          <w:bottom w:val="single" w:color="1B3A7A" w:sz="6" w:space="6"/>
+        </w:pBdr>
+        <w:spacing w:after="140" w:before="420"/>
+      </w:pPr>
+      <w:r>
+        <w:rPr>
+          <w:rFonts w:ascii="Arial" w:cs="Arial" w:eastAsia="Arial" w:hAnsi="Arial"/>
+          <w:b/>
+          <w:bCs/>
+          <w:color w:val="1B3A7A"/>
+          <w:sz w:val="26"/>
+          <w:szCs w:val="26"/>
+        </w:rPr>
+        <w:t xml:space="preserve">19 June 2026 — Root-Cause Fixes and Quality Pass</w:t>
+      </w:r>
+    </w:p>
+    <w:p>
+      <w:pPr>
+        <w:spacing w:after="60" w:before="60"/>
+      </w:pPr>
+      <w:r>
+        <w:rPr>
+          <w:rFonts w:ascii="Arial" w:cs="Arial" w:eastAsia="Arial" w:hAnsi="Arial"/>
+          <w:color w:val="0D1F4A"/>
+          <w:sz w:val="21"/>
+          <w:szCs w:val="21"/>
+        </w:rPr>
+        <w:t xml:space="preserve">Today shifted from building new tools to a thorough quality and accuracy pass across the Final Years suite, triggered by Susselt noticing that AI results were not varying with input — a sign of deeper structural issues rather than simple content bugs.</w:t>
+      </w:r>
+    </w:p>
+    <w:p>
+      <w:pPr>
+        <w:spacing w:after="60" w:before="60"/>
+      </w:pPr>
+      <w:r>
+        <w:t xml:space="preserve"/>
+      </w:r>
+    </w:p>
+    <w:p>
+      <w:pPr>
+        <w:spacing w:after="40" w:before="40"/>
+        <w:ind w:left="360"/>
+      </w:pPr>
+      <w:r>
+        <w:rPr>
+          <w:rFonts w:ascii="Arial" w:cs="Arial" w:eastAsia="Arial" w:hAnsi="Arial"/>
+          <w:color w:val="0D1F4A"/>
+          <w:sz w:val="21"/>
+          <w:szCs w:val="21"/>
+        </w:rPr>
+        <w:t xml:space="preserve">•  Fixed a site-wide dropdown hover bug — a 4px CSS gap was causing Final Years and other nav dropdowns to close before the cursor could reach them</w:t>
+      </w:r>
+    </w:p>
+    <w:p>
+      <w:pPr>
+        <w:spacing w:after="40" w:before="40"/>
+        <w:ind w:left="360"/>
+      </w:pPr>
+      <w:r>
+        <w:rPr>
+          <w:rFonts w:ascii="Arial" w:cs="Arial" w:eastAsia="Arial" w:hAnsi="Arial"/>
+          <w:color w:val="0D1F4A"/>
+          <w:sz w:val="21"/>
+          <w:szCs w:val="21"/>
+        </w:rPr>
+        <w:t xml:space="preserve">•  Fixed the Sixth Form navigator's broken navigation link, which had been pointing to "#" instead of career-simulator.html since its creation</w:t>
+      </w:r>
+    </w:p>
+    <w:p>
+      <w:pPr>
+        <w:spacing w:after="40" w:before="40"/>
+        <w:ind w:left="360"/>
+      </w:pPr>
+      <w:r>
+        <w:rPr>
+          <w:rFonts w:ascii="Arial" w:cs="Arial" w:eastAsia="Arial" w:hAnsi="Arial"/>
+          <w:color w:val="0D1F4A"/>
+          <w:sz w:val="21"/>
+          <w:szCs w:val="21"/>
+        </w:rPr>
+        <w:t xml:space="preserve">•  Diagnosed the root cause behind frozen, repetitive AI results (always showing the same "Computer Scientist" and "$18,000" regardless of input): every navigator was calling the Anthropic API directly from the browser, which is blocked by access control checks once deployed to a real website — confirmed via browser console errors</w:t>
+      </w:r>
+    </w:p>
+    <w:p>
+      <w:pPr>
+        <w:spacing w:after="40" w:before="40"/>
+        <w:ind w:left="360"/>
+      </w:pPr>
+      <w:r>
+        <w:rPr>
+          <w:rFonts w:ascii="Arial" w:cs="Arial" w:eastAsia="Arial" w:hAnsi="Arial"/>
+          <w:color w:val="0D1F4A"/>
+          <w:sz w:val="21"/>
+          <w:szCs w:val="21"/>
+        </w:rPr>
+        <w:t xml:space="preserve">•  Created a genuine Anthropic API account (console.anthropic.com) and generated a production API key</w:t>
+      </w:r>
+    </w:p>
+    <w:p>
+      <w:pPr>
+        <w:spacing w:after="40" w:before="40"/>
+        <w:ind w:left="360"/>
+      </w:pPr>
+      <w:r>
+        <w:rPr>
+          <w:rFonts w:ascii="Arial" w:cs="Arial" w:eastAsia="Arial" w:hAnsi="Arial"/>
+          <w:color w:val="0D1F4A"/>
+          <w:sz w:val="21"/>
+          <w:szCs w:val="21"/>
+        </w:rPr>
+        <w:t xml:space="preserve">•  Built and deployed a secure Vercel serverless function (api/generate.js) so the API key stays server-side and is never exposed in browser code</w:t>
+      </w:r>
+    </w:p>
+    <w:p>
+      <w:pPr>
+        <w:spacing w:after="40" w:before="40"/>
+        <w:ind w:left="360"/>
+      </w:pPr>
+      <w:r>
+        <w:rPr>
+          <w:rFonts w:ascii="Arial" w:cs="Arial" w:eastAsia="Arial" w:hAnsi="Arial"/>
+          <w:color w:val="0D1F4A"/>
+          <w:sz w:val="21"/>
+          <w:szCs w:val="21"/>
+        </w:rPr>
+        <w:t xml:space="preserve">•  Stored the API key safely as an environment variable in Vercel settings</w:t>
+      </w:r>
+    </w:p>
+    <w:p>
+      <w:pPr>
+        <w:spacing w:after="40" w:before="40"/>
+        <w:ind w:left="360"/>
+      </w:pPr>
+      <w:r>
+        <w:rPr>
+          <w:rFonts w:ascii="Arial" w:cs="Arial" w:eastAsia="Arial" w:hAnsi="Arial"/>
+          <w:color w:val="0D1F4A"/>
+          <w:sz w:val="21"/>
+          <w:szCs w:val="21"/>
+        </w:rPr>
+        <w:t xml:space="preserve">•  Connected the American AP and SAT Navigator to the new secure backend — confirmed results now vary correctly by input</w:t>
+      </w:r>
+    </w:p>
+    <w:p>
+      <w:pPr>
+        <w:spacing w:after="40" w:before="40"/>
+        <w:ind w:left="360"/>
+      </w:pPr>
+      <w:r>
+        <w:rPr>
+          <w:rFonts w:ascii="Arial" w:cs="Arial" w:eastAsia="Arial" w:hAnsi="Arial"/>
+          <w:color w:val="0D1F4A"/>
+          <w:sz w:val="21"/>
+          <w:szCs w:val="21"/>
+        </w:rPr>
+        <w:t xml:space="preserve">•  Expanded the AP Navigator's university destination options beyond the USA to include UK, Europe, and Singapore, with the AI prompt updated to surface UK-specific admissions tests (LNAT for Law, UCAT for Medicine, ESAT/TMUA for STEM)</w:t>
+      </w:r>
+    </w:p>
+    <w:p>
+      <w:pPr>
+        <w:spacing w:after="40" w:before="40"/>
+        <w:ind w:left="360"/>
+      </w:pPr>
+      <w:r>
+        <w:rPr>
+          <w:rFonts w:ascii="Arial" w:cs="Arial" w:eastAsia="Arial" w:hAnsi="Arial"/>
+          <w:color w:val="0D1F4A"/>
+          <w:sz w:val="21"/>
+          <w:szCs w:val="21"/>
+        </w:rPr>
+        <w:t xml:space="preserve">•  Expanded the SAT Strategy Guide the same way, with honest guidance that UK universities generally do not require the SAT at all</w:t>
+      </w:r>
+    </w:p>
+    <w:p>
+      <w:pPr>
+        <w:spacing w:after="40" w:before="40"/>
+        <w:ind w:left="360"/>
+      </w:pPr>
+      <w:r>
+        <w:rPr>
+          <w:rFonts w:ascii="Arial" w:cs="Arial" w:eastAsia="Arial" w:hAnsi="Arial"/>
+          <w:color w:val="0D1F4A"/>
+          <w:sz w:val="21"/>
+          <w:szCs w:val="21"/>
+        </w:rPr>
+        <w:t xml:space="preserve">•  Diagnosed and fixed a second AP Navigator bug: longer career responses (e.g. investment banking) were being truncated mid-JSON due to an insufficient token limit, causing a silent parse failure and fallback — fixed by raising max_tokens from 1400 to 2000 and adding console logging so future failures are visible rather than silent</w:t>
+      </w:r>
+    </w:p>
+    <w:p>
+      <w:pPr>
+        <w:spacing w:after="40" w:before="40"/>
+        <w:ind w:left="360"/>
+      </w:pPr>
+      <w:r>
+        <w:rPr>
+          <w:rFonts w:ascii="Arial" w:cs="Arial" w:eastAsia="Arial" w:hAnsi="Arial"/>
+          <w:color w:val="0D1F4A"/>
+          <w:sz w:val="21"/>
+          <w:szCs w:val="21"/>
+        </w:rPr>
+        <w:t xml:space="preserve">•  Fixed the Sixth Form navigator's complete loss of styling, caused by an accidentally duplicated page header (two opening style tags, one closing) left over from an earlier build — removed the 23 duplicate lines, restoring the full visual design</w:t>
+      </w:r>
+    </w:p>
+    <w:p>
+      <w:pPr>
+        <w:spacing w:after="40" w:before="40"/>
+        <w:ind w:left="360"/>
+      </w:pPr>
+      <w:r>
+        <w:rPr>
+          <w:rFonts w:ascii="Arial" w:cs="Arial" w:eastAsia="Arial" w:hAnsi="Arial"/>
+          <w:color w:val="0D1F4A"/>
+          <w:sz w:val="21"/>
+          <w:szCs w:val="21"/>
+        </w:rPr>
+        <w:t xml:space="preserve">•  Expanded the Sixth Form navigator's UK university options beyond Russell Group alone, adding realistic tiers (Oxbridge and top tier, other Russell Group, other strong subject-specific universities such as Bath and Loughborough, and an open option), with the AI prompt updated to scale A-Level grade expectations realistically per tier rather than defaulting to Oxbridge-level demands</w:t>
+      </w:r>
+    </w:p>
+    <w:p>
+      <w:pPr>
+        <w:spacing w:after="40" w:before="40"/>
+        <w:ind w:left="360"/>
+      </w:pPr>
+      <w:r>
+        <w:rPr>
+          <w:rFonts w:ascii="Arial" w:cs="Arial" w:eastAsia="Arial" w:hAnsi="Arial"/>
+          <w:color w:val="0D1F4A"/>
+          <w:sz w:val="21"/>
+          <w:szCs w:val="21"/>
+        </w:rPr>
+        <w:t xml:space="preserve">•  Connected the Sixth Form and Brazilian ENEM navigators to the same secure backend function</w:t>
+      </w:r>
+    </w:p>
+    <w:p>
+      <w:pPr>
+        <w:spacing w:after="40" w:before="40"/>
+        <w:ind w:left="360"/>
+      </w:pPr>
+      <w:r>
+        <w:rPr>
+          <w:rFonts w:ascii="Arial" w:cs="Arial" w:eastAsia="Arial" w:hAnsi="Arial"/>
+          <w:color w:val="0D1F4A"/>
+          <w:sz w:val="21"/>
+          <w:szCs w:val="21"/>
+        </w:rPr>
+        <w:t xml:space="preserve">•  Diagnosed and fixed the Brazilian ENEM Navigator's language drift (starting in Portuguese, sliding into English) — traced to an internally inconsistent prompt that mixed English and Portuguese instructions field by field; rewritten as a fully Portuguese-first prompt with explicit instructions to remain in Brazilian Portuguese throughout every field</w:t>
+      </w:r>
+    </w:p>
+    <w:p>
+      <w:pPr>
+        <w:spacing w:after="40" w:before="40"/>
+        <w:ind w:left="360"/>
+      </w:pPr>
+      <w:r>
+        <w:rPr>
+          <w:rFonts w:ascii="Arial" w:cs="Arial" w:eastAsia="Arial" w:hAnsi="Arial"/>
+          <w:color w:val="0D1F4A"/>
+          <w:sz w:val="21"/>
+          <w:szCs w:val="21"/>
+        </w:rPr>
+        <w:t xml:space="preserve">•  Identified a navigation consistency gap: the "Back to GlobalCompass" button exists on the Brazilian ENEM navigator but is missing from the Sixth Form and American Pathway navigators — logged as a pending fix for the next session</w:t>
+      </w:r>
+    </w:p>
+    <w:p>
+      <w:pPr>
+        <w:spacing w:after="60" w:before="60"/>
+      </w:pPr>
+      <w:r>
+        <w:t xml:space="preserve"/>
+      </w:r>
+    </w:p>
+    <w:p>
+      <w:pPr>
+        <w:spacing w:after="60" w:before="60"/>
+      </w:pPr>
+      <w:r>
+        <w:rPr>
+          <w:rFonts w:ascii="Arial" w:cs="Arial" w:eastAsia="Arial" w:hAnsi="Arial"/>
+          <w:color w:val="0D1F4A"/>
+          <w:sz w:val="21"/>
+          <w:szCs w:val="21"/>
+        </w:rPr>
+        <w:t xml:space="preserve">Pending for upcoming sessions: apply the same secure-backend fix to the remaining navigators (IB, CBSE, French, Singapore, German, Australian); standardise the "Back to GlobalCompass" navigation button across all tools; fix the "Find schools / Match universities" button redirect issue on Sixth Form; broaden career and vocational options across navigators to include more modern and technical fields; general font and column UI polish; and resolve the Academic Passport's multi-curriculum scaling architecture, still open since 18 June.</w:t>
       </w:r>
     </w:p>
     <w:p>
@@ -1083,7 +1172,7 @@
           <w:sz w:val="21"/>
           <w:szCs w:val="21"/>
         </w:rPr>
-        <w:t xml:space="preserve">From a single sentence, "i want to create an app", to a live, 12-tool, database-backed education platform spanning 9 curriculum systems, all built in nine days. This document will continue to grow with each working session.</w:t>
+        <w:t xml:space="preserve">From a single sentence — "i want to create an app" — to a live, 12-tool, database-backed education platform spanning 9 curriculum systems, now being refined for real-world accuracy and trust. This document continues to grow with each working session.</w:t>
       </w:r>
     </w:p>
     <w:sectPr>

--- a/GlobalCompass_Project_Agenda.docx
+++ b/GlobalCompass_Project_Agenda.docx
@@ -100,7 +100,7 @@
           <w:sz w:val="21"/>
           <w:szCs w:val="21"/>
         </w:rPr>
-        <w:t xml:space="preserve">•  Susselt opens the very first conversation: "i want to create an app"</w:t>
+        <w:t xml:space="preserve">•  Susselt opens the very first conversation: 'i want to create an app'</w:t>
       </w:r>
     </w:p>
     <w:p>
@@ -145,22 +145,7 @@
           <w:sz w:val="21"/>
           <w:szCs w:val="21"/>
         </w:rPr>
-        <w:t xml:space="preserve">•  First visual prototype built — homepage concept with search, school listings, country guides, curriculum quiz banner</w:t>
-      </w:r>
-    </w:p>
-    <w:p>
-      <w:pPr>
-        <w:spacing w:after="40" w:before="40"/>
-        <w:ind w:left="360"/>
-      </w:pPr>
-      <w:r>
-        <w:rPr>
-          <w:rFonts w:ascii="Arial" w:cs="Arial" w:eastAsia="Arial" w:hAnsi="Arial"/>
-          <w:color w:val="0D1F4A"/>
-          <w:sz w:val="21"/>
-          <w:szCs w:val="21"/>
-        </w:rPr>
-        <w:t xml:space="preserve">•  Mission statement and core feature set defined for the first time</w:t>
+        <w:t xml:space="preserve">•  First visual prototype built and mission statement defined</w:t>
       </w:r>
     </w:p>
     <w:p>
@@ -202,52 +187,22 @@
           <w:sz w:val="21"/>
           <w:szCs w:val="21"/>
         </w:rPr>
-        <w:t xml:space="preserve">•  Explained the technical setup needed: Homebrew, Node.js, Claude Code, and MCP connection to Claude Desktop</w:t>
-      </w:r>
-    </w:p>
-    <w:p>
-      <w:pPr>
-        <w:spacing w:after="40" w:before="40"/>
-        <w:ind w:left="360"/>
-      </w:pPr>
-      <w:r>
-        <w:rPr>
-          <w:rFonts w:ascii="Arial" w:cs="Arial" w:eastAsia="Arial" w:hAnsi="Arial"/>
-          <w:color w:val="0D1F4A"/>
-          <w:sz w:val="21"/>
-          <w:szCs w:val="21"/>
-        </w:rPr>
-        <w:t xml:space="preserve">•  Susselt upgraded to Claude Pro to unlock the tools needed for real development</w:t>
-      </w:r>
-    </w:p>
-    <w:p>
-      <w:pPr>
-        <w:spacing w:after="40" w:before="40"/>
-        <w:ind w:left="360"/>
-      </w:pPr>
-      <w:r>
-        <w:rPr>
-          <w:rFonts w:ascii="Arial" w:cs="Arial" w:eastAsia="Arial" w:hAnsi="Arial"/>
-          <w:color w:val="0D1F4A"/>
-          <w:sz w:val="21"/>
-          <w:szCs w:val="21"/>
-        </w:rPr>
-        <w:t xml:space="preserve">•  GlobalCompass project folder created live on Susselt's MacBook Desktop</w:t>
-      </w:r>
-    </w:p>
-    <w:p>
-      <w:pPr>
-        <w:spacing w:after="40" w:before="40"/>
-        <w:ind w:left="360"/>
-      </w:pPr>
-      <w:r>
-        <w:rPr>
-          <w:rFonts w:ascii="Arial" w:cs="Arial" w:eastAsia="Arial" w:hAnsi="Arial"/>
-          <w:color w:val="0D1F4A"/>
-          <w:sz w:val="21"/>
-          <w:szCs w:val="21"/>
-        </w:rPr>
-        <w:t xml:space="preserve">•  Claude Desktop connected with MCP — enabling direct file creation on the Mac for the first time</w:t>
+        <w:t xml:space="preserve">•  Technical setup: Homebrew, Node.js, Claude Code, MCP connection to Claude Desktop</w:t>
+      </w:r>
+    </w:p>
+    <w:p>
+      <w:pPr>
+        <w:spacing w:after="40" w:before="40"/>
+        <w:ind w:left="360"/>
+      </w:pPr>
+      <w:r>
+        <w:rPr>
+          <w:rFonts w:ascii="Arial" w:cs="Arial" w:eastAsia="Arial" w:hAnsi="Arial"/>
+          <w:color w:val="0D1F4A"/>
+          <w:sz w:val="21"/>
+          <w:szCs w:val="21"/>
+        </w:rPr>
+        <w:t xml:space="preserve">•  Susselt upgraded to Claude Pro; GlobalCompass project folder created on Desktop</w:t>
       </w:r>
     </w:p>
     <w:p>
@@ -289,67 +244,7 @@
           <w:sz w:val="21"/>
           <w:szCs w:val="21"/>
         </w:rPr>
-        <w:t xml:space="preserve">•  Built the GlobalCompass Curriculum Finder Quiz covering 8 curricula</w:t>
-      </w:r>
-    </w:p>
-    <w:p>
-      <w:pPr>
-        <w:spacing w:after="40" w:before="40"/>
-        <w:ind w:left="360"/>
-      </w:pPr>
-      <w:r>
-        <w:rPr>
-          <w:rFonts w:ascii="Arial" w:cs="Arial" w:eastAsia="Arial" w:hAnsi="Arial"/>
-          <w:color w:val="0D1F4A"/>
-          <w:sz w:val="21"/>
-          <w:szCs w:val="21"/>
-        </w:rPr>
-        <w:t xml:space="preserve">•  Built the full GlobalCompass Business Plan — 12-section Word document</w:t>
-      </w:r>
-    </w:p>
-    <w:p>
-      <w:pPr>
-        <w:spacing w:after="40" w:before="40"/>
-        <w:ind w:left="360"/>
-      </w:pPr>
-      <w:r>
-        <w:rPr>
-          <w:rFonts w:ascii="Arial" w:cs="Arial" w:eastAsia="Arial" w:hAnsi="Arial"/>
-          <w:color w:val="0D1F4A"/>
-          <w:sz w:val="21"/>
-          <w:szCs w:val="21"/>
-        </w:rPr>
-        <w:t xml:space="preserve">•  Built the School Search Database — 30 real international schools across 12 countries with 8 working filters</w:t>
-      </w:r>
-    </w:p>
-    <w:p>
-      <w:pPr>
-        <w:spacing w:after="40" w:before="40"/>
-        <w:ind w:left="360"/>
-      </w:pPr>
-      <w:r>
-        <w:rPr>
-          <w:rFonts w:ascii="Arial" w:cs="Arial" w:eastAsia="Arial" w:hAnsi="Arial"/>
-          <w:color w:val="0D1F4A"/>
-          <w:sz w:val="21"/>
-          <w:szCs w:val="21"/>
-        </w:rPr>
-        <w:t xml:space="preserve">•  Explained the 3-layer data strategy and compliance groundwork (GDPR, COPPA, UAE PDPL)</w:t>
-      </w:r>
-    </w:p>
-    <w:p>
-      <w:pPr>
-        <w:spacing w:after="40" w:before="40"/>
-        <w:ind w:left="360"/>
-      </w:pPr>
-      <w:r>
-        <w:rPr>
-          <w:rFonts w:ascii="Arial" w:cs="Arial" w:eastAsia="Arial" w:hAnsi="Arial"/>
-          <w:color w:val="0D1F4A"/>
-          <w:sz w:val="21"/>
-          <w:szCs w:val="21"/>
-        </w:rPr>
-        <w:t xml:space="preserve">•  Built the full School Detail Page for Dubai International Academy</w:t>
+        <w:t xml:space="preserve">•  Built the Curriculum Finder Quiz, the full Business Plan, the School Search Database, and the first School Detail Page</w:t>
       </w:r>
     </w:p>
     <w:p>
@@ -406,22 +301,7 @@
           <w:sz w:val="21"/>
           <w:szCs w:val="21"/>
         </w:rPr>
-        <w:t xml:space="preserve">•  Designed a full community safety and moderation system</w:t>
-      </w:r>
-    </w:p>
-    <w:p>
-      <w:pPr>
-        <w:spacing w:after="40" w:before="40"/>
-        <w:ind w:left="360"/>
-      </w:pPr>
-      <w:r>
-        <w:rPr>
-          <w:rFonts w:ascii="Arial" w:cs="Arial" w:eastAsia="Arial" w:hAnsi="Arial"/>
-          <w:color w:val="0D1F4A"/>
-          <w:sz w:val="21"/>
-          <w:szCs w:val="21"/>
-        </w:rPr>
-        <w:t xml:space="preserve">•  Restructured the entire navigation — introduced the Final Years navigation concept</w:t>
+        <w:t xml:space="preserve">•  Designed community safety and moderation system; restructured navigation with the Final Years concept</w:t>
       </w:r>
     </w:p>
     <w:p>
@@ -481,37 +361,7 @@
           <w:sz w:val="21"/>
           <w:szCs w:val="21"/>
         </w:rPr>
-        <w:t xml:space="preserve">•  Built IP protection documentation — Trademark Application and Career Simulator Patent Concept</w:t>
-      </w:r>
-    </w:p>
-    <w:p>
-      <w:pPr>
-        <w:spacing w:after="40" w:before="40"/>
-        <w:ind w:left="360"/>
-      </w:pPr>
-      <w:r>
-        <w:rPr>
-          <w:rFonts w:ascii="Arial" w:cs="Arial" w:eastAsia="Arial" w:hAnsi="Arial"/>
-          <w:color w:val="0D1F4A"/>
-          <w:sz w:val="21"/>
-          <w:szCs w:val="21"/>
-        </w:rPr>
-        <w:t xml:space="preserve">•  Built the first Product Roadmap document</w:t>
-      </w:r>
-    </w:p>
-    <w:p>
-      <w:pPr>
-        <w:spacing w:after="40" w:before="40"/>
-        <w:ind w:left="360"/>
-      </w:pPr>
-      <w:r>
-        <w:rPr>
-          <w:rFonts w:ascii="Arial" w:cs="Arial" w:eastAsia="Arial" w:hAnsi="Arial"/>
-          <w:color w:val="0D1F4A"/>
-          <w:sz w:val="21"/>
-          <w:szCs w:val="21"/>
-        </w:rPr>
-        <w:t xml:space="preserve">•  Introduced the Academic Passport concept for the first time</w:t>
+        <w:t xml:space="preserve">•  Built IP documentation, first Product Roadmap, and introduced the Academic Passport concept</w:t>
       </w:r>
     </w:p>
     <w:p>
@@ -586,37 +436,22 @@
           <w:sz w:val="21"/>
           <w:szCs w:val="21"/>
         </w:rPr>
-        <w:t xml:space="preserve">•  Connected globalcompass.education domain — GitHub, Vercel, full deploy pipeline established</w:t>
-      </w:r>
-    </w:p>
-    <w:p>
-      <w:pPr>
-        <w:spacing w:after="40" w:before="40"/>
-        <w:ind w:left="360"/>
-      </w:pPr>
-      <w:r>
-        <w:rPr>
-          <w:rFonts w:ascii="Arial" w:cs="Arial" w:eastAsia="Arial" w:hAnsi="Arial"/>
-          <w:color w:val="0D1F4A"/>
-          <w:sz w:val="21"/>
-          <w:szCs w:val="21"/>
-        </w:rPr>
-        <w:t xml:space="preserve">•  Built and deployed Singapore Pathway Navigator, German Abitur Navigator, Australian VCE Navigator</w:t>
-      </w:r>
-    </w:p>
-    <w:p>
-      <w:pPr>
-        <w:spacing w:after="40" w:before="40"/>
-        <w:ind w:left="360"/>
-      </w:pPr>
-      <w:r>
-        <w:rPr>
-          <w:rFonts w:ascii="Arial" w:cs="Arial" w:eastAsia="Arial" w:hAnsi="Arial"/>
-          <w:color w:val="0D1F4A"/>
-          <w:sz w:val="21"/>
-          <w:szCs w:val="21"/>
-        </w:rPr>
-        <w:t xml:space="preserve">•  Updated the Product Roadmap to reflect all live navigators</w:t>
+        <w:t xml:space="preserve">•  Connected globalcompass.education domain with full GitHub-Vercel deploy pipeline</w:t>
+      </w:r>
+    </w:p>
+    <w:p>
+      <w:pPr>
+        <w:spacing w:after="40" w:before="40"/>
+        <w:ind w:left="360"/>
+      </w:pPr>
+      <w:r>
+        <w:rPr>
+          <w:rFonts w:ascii="Arial" w:cs="Arial" w:eastAsia="Arial" w:hAnsi="Arial"/>
+          <w:color w:val="0D1F4A"/>
+          <w:sz w:val="21"/>
+          <w:szCs w:val="21"/>
+        </w:rPr>
+        <w:t xml:space="preserve">•  Built and deployed Singapore, German Abitur, and Australian VCE navigators</w:t>
       </w:r>
     </w:p>
     <w:p>
@@ -676,67 +511,7 @@
           <w:sz w:val="21"/>
           <w:szCs w:val="21"/>
         </w:rPr>
-        <w:t xml:space="preserve">•  Built and deployed the Brazilian ENEM Navigator — positioned as a free "cursinho replacement"</w:t>
-      </w:r>
-    </w:p>
-    <w:p>
-      <w:pPr>
-        <w:spacing w:after="40" w:before="40"/>
-        <w:ind w:left="360"/>
-      </w:pPr>
-      <w:r>
-        <w:rPr>
-          <w:rFonts w:ascii="Arial" w:cs="Arial" w:eastAsia="Arial" w:hAnsi="Arial"/>
-          <w:color w:val="0D1F4A"/>
-          <w:sz w:val="21"/>
-          <w:szCs w:val="21"/>
-        </w:rPr>
-        <w:t xml:space="preserve">•  Resolved Supabase pause warning, reconnected laptop email, clarified Stripe vs PayPal timing</w:t>
-      </w:r>
-    </w:p>
-    <w:p>
-      <w:pPr>
-        <w:spacing w:after="40" w:before="40"/>
-        <w:ind w:left="360"/>
-      </w:pPr>
-      <w:r>
-        <w:rPr>
-          <w:rFonts w:ascii="Arial" w:cs="Arial" w:eastAsia="Arial" w:hAnsi="Arial"/>
-          <w:color w:val="0D1F4A"/>
-          <w:sz w:val="21"/>
-          <w:szCs w:val="21"/>
-        </w:rPr>
-        <w:t xml:space="preserve">•  Documented the founder's rural education give-back vision as new Section 8 of the Product Roadmap</w:t>
-      </w:r>
-    </w:p>
-    <w:p>
-      <w:pPr>
-        <w:spacing w:after="40" w:before="40"/>
-        <w:ind w:left="360"/>
-      </w:pPr>
-      <w:r>
-        <w:rPr>
-          <w:rFonts w:ascii="Arial" w:cs="Arial" w:eastAsia="Arial" w:hAnsi="Arial"/>
-          <w:color w:val="0D1F4A"/>
-          <w:sz w:val="21"/>
-          <w:szCs w:val="21"/>
-        </w:rPr>
-        <w:t xml:space="preserve">•  Built the Academic Passport (IB Edition) — first database-backed, login-protected feature</w:t>
-      </w:r>
-    </w:p>
-    <w:p>
-      <w:pPr>
-        <w:spacing w:after="40" w:before="40"/>
-        <w:ind w:left="360"/>
-      </w:pPr>
-      <w:r>
-        <w:rPr>
-          <w:rFonts w:ascii="Arial" w:cs="Arial" w:eastAsia="Arial" w:hAnsi="Arial"/>
-          <w:color w:val="0D1F4A"/>
-          <w:sz w:val="21"/>
-          <w:szCs w:val="21"/>
-        </w:rPr>
-        <w:t xml:space="preserve">•  Created Supabase tables with Row Level Security, implemented passwordless magic-link login</w:t>
+        <w:t xml:space="preserve">•  Built and deployed the Brazilian ENEM Navigator and the Academic Passport (IB Edition) — first database-backed, login-protected feature</w:t>
       </w:r>
     </w:p>
     <w:p>
@@ -766,52 +541,7 @@
           <w:sz w:val="21"/>
           <w:szCs w:val="21"/>
         </w:rPr>
-        <w:t xml:space="preserve">•  Fixed Supabase Site URL and Redirect URL configuration for mobile magic-link login</w:t>
-      </w:r>
-    </w:p>
-    <w:p>
-      <w:pPr>
-        <w:spacing w:after="40" w:before="40"/>
-        <w:ind w:left="360"/>
-      </w:pPr>
-      <w:r>
-        <w:rPr>
-          <w:rFonts w:ascii="Arial" w:cs="Arial" w:eastAsia="Arial" w:hAnsi="Arial"/>
-          <w:color w:val="0D1F4A"/>
-          <w:sz w:val="21"/>
-          <w:szCs w:val="21"/>
-        </w:rPr>
-        <w:t xml:space="preserve">•  Confirmed Academic Passport working end-to-end on phone</w:t>
-      </w:r>
-    </w:p>
-    <w:p>
-      <w:pPr>
-        <w:spacing w:after="40" w:before="40"/>
-        <w:ind w:left="360"/>
-      </w:pPr>
-      <w:r>
-        <w:rPr>
-          <w:rFonts w:ascii="Arial" w:cs="Arial" w:eastAsia="Arial" w:hAnsi="Arial"/>
-          <w:color w:val="0D1F4A"/>
-          <w:sz w:val="21"/>
-          <w:szCs w:val="21"/>
-        </w:rPr>
-        <w:t xml:space="preserve">•  Added Academic Passport links to navigation; opened strategic question on multi-curriculum scaling</w:t>
-      </w:r>
-    </w:p>
-    <w:p>
-      <w:pPr>
-        <w:spacing w:after="40" w:before="40"/>
-        <w:ind w:left="360"/>
-      </w:pPr>
-      <w:r>
-        <w:rPr>
-          <w:rFonts w:ascii="Arial" w:cs="Arial" w:eastAsia="Arial" w:hAnsi="Arial"/>
-          <w:color w:val="0D1F4A"/>
-          <w:sz w:val="21"/>
-          <w:szCs w:val="21"/>
-        </w:rPr>
-        <w:t xml:space="preserve">•  Built complete historical Project Agenda document covering the full journey from 9 June onward</w:t>
+        <w:t xml:space="preserve">•  Built complete historical Project Agenda covering the full journey from 9 June onward</w:t>
       </w:r>
     </w:p>
     <w:p>
@@ -837,7 +567,7 @@
           <w:sz w:val="18"/>
           <w:szCs w:val="18"/>
         </w:rPr>
-        <w:t xml:space="preserve">REFINEMENT PHASE — June 19, 2026 (Today)</w:t>
+        <w:t xml:space="preserve">RECALIBRATION PHASE — June 19-20, 2026</w:t>
       </w:r>
     </w:p>
     <w:p>
@@ -856,276 +586,371 @@
           <w:sz w:val="26"/>
           <w:szCs w:val="26"/>
         </w:rPr>
-        <w:t xml:space="preserve">19 June 2026 — Root-Cause Fixes and Quality Pass</w:t>
-      </w:r>
-    </w:p>
-    <w:p>
-      <w:pPr>
-        <w:spacing w:after="60" w:before="60"/>
-      </w:pPr>
-      <w:r>
-        <w:rPr>
-          <w:rFonts w:ascii="Arial" w:cs="Arial" w:eastAsia="Arial" w:hAnsi="Arial"/>
-          <w:color w:val="0D1F4A"/>
-          <w:sz w:val="21"/>
-          <w:szCs w:val="21"/>
-        </w:rPr>
-        <w:t xml:space="preserve">Today shifted from building new tools to a thorough quality and accuracy pass across the Final Years suite, triggered by Susselt noticing that AI results were not varying with input — a sign of deeper structural issues rather than simple content bugs.</w:t>
-      </w:r>
-    </w:p>
-    <w:p>
-      <w:pPr>
-        <w:spacing w:after="60" w:before="60"/>
-      </w:pPr>
-      <w:r>
-        <w:t xml:space="preserve"/>
-      </w:r>
-    </w:p>
-    <w:p>
-      <w:pPr>
-        <w:spacing w:after="40" w:before="40"/>
-        <w:ind w:left="360"/>
-      </w:pPr>
-      <w:r>
-        <w:rPr>
-          <w:rFonts w:ascii="Arial" w:cs="Arial" w:eastAsia="Arial" w:hAnsi="Arial"/>
-          <w:color w:val="0D1F4A"/>
-          <w:sz w:val="21"/>
-          <w:szCs w:val="21"/>
-        </w:rPr>
-        <w:t xml:space="preserve">•  Fixed a site-wide dropdown hover bug — a 4px CSS gap was causing Final Years and other nav dropdowns to close before the cursor could reach them</w:t>
-      </w:r>
-    </w:p>
-    <w:p>
-      <w:pPr>
-        <w:spacing w:after="40" w:before="40"/>
-        <w:ind w:left="360"/>
-      </w:pPr>
-      <w:r>
-        <w:rPr>
-          <w:rFonts w:ascii="Arial" w:cs="Arial" w:eastAsia="Arial" w:hAnsi="Arial"/>
-          <w:color w:val="0D1F4A"/>
-          <w:sz w:val="21"/>
-          <w:szCs w:val="21"/>
-        </w:rPr>
-        <w:t xml:space="preserve">•  Fixed the Sixth Form navigator's broken navigation link, which had been pointing to "#" instead of career-simulator.html since its creation</w:t>
-      </w:r>
-    </w:p>
-    <w:p>
-      <w:pPr>
-        <w:spacing w:after="40" w:before="40"/>
-        <w:ind w:left="360"/>
-      </w:pPr>
-      <w:r>
-        <w:rPr>
-          <w:rFonts w:ascii="Arial" w:cs="Arial" w:eastAsia="Arial" w:hAnsi="Arial"/>
-          <w:color w:val="0D1F4A"/>
-          <w:sz w:val="21"/>
-          <w:szCs w:val="21"/>
-        </w:rPr>
-        <w:t xml:space="preserve">•  Diagnosed the root cause behind frozen, repetitive AI results (always showing the same "Computer Scientist" and "$18,000" regardless of input): every navigator was calling the Anthropic API directly from the browser, which is blocked by access control checks once deployed to a real website — confirmed via browser console errors</w:t>
-      </w:r>
-    </w:p>
-    <w:p>
-      <w:pPr>
-        <w:spacing w:after="40" w:before="40"/>
-        <w:ind w:left="360"/>
-      </w:pPr>
-      <w:r>
-        <w:rPr>
-          <w:rFonts w:ascii="Arial" w:cs="Arial" w:eastAsia="Arial" w:hAnsi="Arial"/>
-          <w:color w:val="0D1F4A"/>
-          <w:sz w:val="21"/>
-          <w:szCs w:val="21"/>
-        </w:rPr>
-        <w:t xml:space="preserve">•  Created a genuine Anthropic API account (console.anthropic.com) and generated a production API key</w:t>
-      </w:r>
-    </w:p>
-    <w:p>
-      <w:pPr>
-        <w:spacing w:after="40" w:before="40"/>
-        <w:ind w:left="360"/>
-      </w:pPr>
-      <w:r>
-        <w:rPr>
-          <w:rFonts w:ascii="Arial" w:cs="Arial" w:eastAsia="Arial" w:hAnsi="Arial"/>
-          <w:color w:val="0D1F4A"/>
-          <w:sz w:val="21"/>
-          <w:szCs w:val="21"/>
-        </w:rPr>
-        <w:t xml:space="preserve">•  Built and deployed a secure Vercel serverless function (api/generate.js) so the API key stays server-side and is never exposed in browser code</w:t>
-      </w:r>
-    </w:p>
-    <w:p>
-      <w:pPr>
-        <w:spacing w:after="40" w:before="40"/>
-        <w:ind w:left="360"/>
-      </w:pPr>
-      <w:r>
-        <w:rPr>
-          <w:rFonts w:ascii="Arial" w:cs="Arial" w:eastAsia="Arial" w:hAnsi="Arial"/>
-          <w:color w:val="0D1F4A"/>
-          <w:sz w:val="21"/>
-          <w:szCs w:val="21"/>
-        </w:rPr>
-        <w:t xml:space="preserve">•  Stored the API key safely as an environment variable in Vercel settings</w:t>
-      </w:r>
-    </w:p>
-    <w:p>
-      <w:pPr>
-        <w:spacing w:after="40" w:before="40"/>
-        <w:ind w:left="360"/>
-      </w:pPr>
-      <w:r>
-        <w:rPr>
-          <w:rFonts w:ascii="Arial" w:cs="Arial" w:eastAsia="Arial" w:hAnsi="Arial"/>
-          <w:color w:val="0D1F4A"/>
-          <w:sz w:val="21"/>
-          <w:szCs w:val="21"/>
-        </w:rPr>
-        <w:t xml:space="preserve">•  Connected the American AP and SAT Navigator to the new secure backend — confirmed results now vary correctly by input</w:t>
-      </w:r>
-    </w:p>
-    <w:p>
-      <w:pPr>
-        <w:spacing w:after="40" w:before="40"/>
-        <w:ind w:left="360"/>
-      </w:pPr>
-      <w:r>
-        <w:rPr>
-          <w:rFonts w:ascii="Arial" w:cs="Arial" w:eastAsia="Arial" w:hAnsi="Arial"/>
-          <w:color w:val="0D1F4A"/>
-          <w:sz w:val="21"/>
-          <w:szCs w:val="21"/>
-        </w:rPr>
-        <w:t xml:space="preserve">•  Expanded the AP Navigator's university destination options beyond the USA to include UK, Europe, and Singapore, with the AI prompt updated to surface UK-specific admissions tests (LNAT for Law, UCAT for Medicine, ESAT/TMUA for STEM)</w:t>
-      </w:r>
-    </w:p>
-    <w:p>
-      <w:pPr>
-        <w:spacing w:after="40" w:before="40"/>
-        <w:ind w:left="360"/>
-      </w:pPr>
-      <w:r>
-        <w:rPr>
-          <w:rFonts w:ascii="Arial" w:cs="Arial" w:eastAsia="Arial" w:hAnsi="Arial"/>
-          <w:color w:val="0D1F4A"/>
-          <w:sz w:val="21"/>
-          <w:szCs w:val="21"/>
-        </w:rPr>
-        <w:t xml:space="preserve">•  Expanded the SAT Strategy Guide the same way, with honest guidance that UK universities generally do not require the SAT at all</w:t>
-      </w:r>
-    </w:p>
-    <w:p>
-      <w:pPr>
-        <w:spacing w:after="40" w:before="40"/>
-        <w:ind w:left="360"/>
-      </w:pPr>
-      <w:r>
-        <w:rPr>
-          <w:rFonts w:ascii="Arial" w:cs="Arial" w:eastAsia="Arial" w:hAnsi="Arial"/>
-          <w:color w:val="0D1F4A"/>
-          <w:sz w:val="21"/>
-          <w:szCs w:val="21"/>
-        </w:rPr>
-        <w:t xml:space="preserve">•  Diagnosed and fixed a second AP Navigator bug: longer career responses (e.g. investment banking) were being truncated mid-JSON due to an insufficient token limit, causing a silent parse failure and fallback — fixed by raising max_tokens from 1400 to 2000 and adding console logging so future failures are visible rather than silent</w:t>
-      </w:r>
-    </w:p>
-    <w:p>
-      <w:pPr>
-        <w:spacing w:after="40" w:before="40"/>
-        <w:ind w:left="360"/>
-      </w:pPr>
-      <w:r>
-        <w:rPr>
-          <w:rFonts w:ascii="Arial" w:cs="Arial" w:eastAsia="Arial" w:hAnsi="Arial"/>
-          <w:color w:val="0D1F4A"/>
-          <w:sz w:val="21"/>
-          <w:szCs w:val="21"/>
-        </w:rPr>
-        <w:t xml:space="preserve">•  Fixed the Sixth Form navigator's complete loss of styling, caused by an accidentally duplicated page header (two opening style tags, one closing) left over from an earlier build — removed the 23 duplicate lines, restoring the full visual design</w:t>
-      </w:r>
-    </w:p>
-    <w:p>
-      <w:pPr>
-        <w:spacing w:after="40" w:before="40"/>
-        <w:ind w:left="360"/>
-      </w:pPr>
-      <w:r>
-        <w:rPr>
-          <w:rFonts w:ascii="Arial" w:cs="Arial" w:eastAsia="Arial" w:hAnsi="Arial"/>
-          <w:color w:val="0D1F4A"/>
-          <w:sz w:val="21"/>
-          <w:szCs w:val="21"/>
-        </w:rPr>
-        <w:t xml:space="preserve">•  Expanded the Sixth Form navigator's UK university options beyond Russell Group alone, adding realistic tiers (Oxbridge and top tier, other Russell Group, other strong subject-specific universities such as Bath and Loughborough, and an open option), with the AI prompt updated to scale A-Level grade expectations realistically per tier rather than defaulting to Oxbridge-level demands</w:t>
-      </w:r>
-    </w:p>
-    <w:p>
-      <w:pPr>
-        <w:spacing w:after="40" w:before="40"/>
-        <w:ind w:left="360"/>
-      </w:pPr>
-      <w:r>
-        <w:rPr>
-          <w:rFonts w:ascii="Arial" w:cs="Arial" w:eastAsia="Arial" w:hAnsi="Arial"/>
-          <w:color w:val="0D1F4A"/>
-          <w:sz w:val="21"/>
-          <w:szCs w:val="21"/>
-        </w:rPr>
-        <w:t xml:space="preserve">•  Connected the Sixth Form and Brazilian ENEM navigators to the same secure backend function</w:t>
-      </w:r>
-    </w:p>
-    <w:p>
-      <w:pPr>
-        <w:spacing w:after="40" w:before="40"/>
-        <w:ind w:left="360"/>
-      </w:pPr>
-      <w:r>
-        <w:rPr>
-          <w:rFonts w:ascii="Arial" w:cs="Arial" w:eastAsia="Arial" w:hAnsi="Arial"/>
-          <w:color w:val="0D1F4A"/>
-          <w:sz w:val="21"/>
-          <w:szCs w:val="21"/>
-        </w:rPr>
-        <w:t xml:space="preserve">•  Diagnosed and fixed the Brazilian ENEM Navigator's language drift (starting in Portuguese, sliding into English) — traced to an internally inconsistent prompt that mixed English and Portuguese instructions field by field; rewritten as a fully Portuguese-first prompt with explicit instructions to remain in Brazilian Portuguese throughout every field</w:t>
-      </w:r>
-    </w:p>
-    <w:p>
-      <w:pPr>
-        <w:spacing w:after="40" w:before="40"/>
-        <w:ind w:left="360"/>
-      </w:pPr>
-      <w:r>
-        <w:rPr>
-          <w:rFonts w:ascii="Arial" w:cs="Arial" w:eastAsia="Arial" w:hAnsi="Arial"/>
-          <w:color w:val="0D1F4A"/>
-          <w:sz w:val="21"/>
-          <w:szCs w:val="21"/>
-        </w:rPr>
-        <w:t xml:space="preserve">•  Identified a navigation consistency gap: the "Back to GlobalCompass" button exists on the Brazilian ENEM navigator but is missing from the Sixth Form and American Pathway navigators — logged as a pending fix for the next session</w:t>
-      </w:r>
-    </w:p>
-    <w:p>
-      <w:pPr>
-        <w:spacing w:after="60" w:before="60"/>
-      </w:pPr>
-      <w:r>
-        <w:t xml:space="preserve"/>
-      </w:r>
-    </w:p>
-    <w:p>
-      <w:pPr>
-        <w:spacing w:after="60" w:before="60"/>
-      </w:pPr>
-      <w:r>
-        <w:rPr>
-          <w:rFonts w:ascii="Arial" w:cs="Arial" w:eastAsia="Arial" w:hAnsi="Arial"/>
-          <w:color w:val="0D1F4A"/>
-          <w:sz w:val="21"/>
-          <w:szCs w:val="21"/>
-        </w:rPr>
-        <w:t xml:space="preserve">Pending for upcoming sessions: apply the same secure-backend fix to the remaining navigators (IB, CBSE, French, Singapore, German, Australian); standardise the "Back to GlobalCompass" navigation button across all tools; fix the "Find schools / Match universities" button redirect issue on Sixth Form; broaden career and vocational options across navigators to include more modern and technical fields; general font and column UI polish; and resolve the Academic Passport's multi-curriculum scaling architecture, still open since 18 June.</w:t>
+        <w:t xml:space="preserve">19 June 2026 — Root-Cause Fixes and Quality Pass Begins</w:t>
+      </w:r>
+    </w:p>
+    <w:p>
+      <w:pPr>
+        <w:spacing w:after="40" w:before="40"/>
+        <w:ind w:left="360"/>
+      </w:pPr>
+      <w:r>
+        <w:rPr>
+          <w:rFonts w:ascii="Arial" w:cs="Arial" w:eastAsia="Arial" w:hAnsi="Arial"/>
+          <w:color w:val="0D1F4A"/>
+          <w:sz w:val="21"/>
+          <w:szCs w:val="21"/>
+        </w:rPr>
+        <w:t xml:space="preserve">•  Fixed a site-wide dropdown hover bug and the Sixth Form navigator's broken navigation link</w:t>
+      </w:r>
+    </w:p>
+    <w:p>
+      <w:pPr>
+        <w:spacing w:after="40" w:before="40"/>
+        <w:ind w:left="360"/>
+      </w:pPr>
+      <w:r>
+        <w:rPr>
+          <w:rFonts w:ascii="Arial" w:cs="Arial" w:eastAsia="Arial" w:hAnsi="Arial"/>
+          <w:color w:val="0D1F4A"/>
+          <w:sz w:val="21"/>
+          <w:szCs w:val="21"/>
+        </w:rPr>
+        <w:t xml:space="preserve">•  Diagnosed the true root cause of frozen, repetitive AI results across the entire site: every navigator called the Anthropic API directly from the browser, which is blocked once deployed to a real website</w:t>
+      </w:r>
+    </w:p>
+    <w:p>
+      <w:pPr>
+        <w:spacing w:after="40" w:before="40"/>
+        <w:ind w:left="360"/>
+      </w:pPr>
+      <w:r>
+        <w:rPr>
+          <w:rFonts w:ascii="Arial" w:cs="Arial" w:eastAsia="Arial" w:hAnsi="Arial"/>
+          <w:color w:val="0D1F4A"/>
+          <w:sz w:val="21"/>
+          <w:szCs w:val="21"/>
+        </w:rPr>
+        <w:t xml:space="preserve">•  Created a real Anthropic API account, generated a production key, and built a secure Vercel serverless function (api/generate.js) so the key never touches browser-facing code</w:t>
+      </w:r>
+    </w:p>
+    <w:p>
+      <w:pPr>
+        <w:spacing w:after="40" w:before="40"/>
+        <w:ind w:left="360"/>
+      </w:pPr>
+      <w:r>
+        <w:rPr>
+          <w:rFonts w:ascii="Arial" w:cs="Arial" w:eastAsia="Arial" w:hAnsi="Arial"/>
+          <w:color w:val="0D1F4A"/>
+          <w:sz w:val="21"/>
+          <w:szCs w:val="21"/>
+        </w:rPr>
+        <w:t xml:space="preserve">•  Connected the American AP and SAT Navigator to the new secure backend; expanded its university destinations beyond the USA to include UK, Europe, and Singapore with destination-specific admissions test guidance</w:t>
+      </w:r>
+    </w:p>
+    <w:p>
+      <w:pPr>
+        <w:spacing w:after="40" w:before="40"/>
+        <w:ind w:left="360"/>
+      </w:pPr>
+      <w:r>
+        <w:rPr>
+          <w:rFonts w:ascii="Arial" w:cs="Arial" w:eastAsia="Arial" w:hAnsi="Arial"/>
+          <w:color w:val="0D1F4A"/>
+          <w:sz w:val="21"/>
+          <w:szCs w:val="21"/>
+        </w:rPr>
+        <w:t xml:space="preserve">•  Diagnosed and fixed a token-truncation bug causing longer career responses to fail silently and fall back to a generic example; raised max_tokens to 2000 site-wide going forward</w:t>
+      </w:r>
+    </w:p>
+    <w:p>
+      <w:pPr>
+        <w:spacing w:after="40" w:before="40"/>
+        <w:ind w:left="360"/>
+      </w:pPr>
+      <w:r>
+        <w:rPr>
+          <w:rFonts w:ascii="Arial" w:cs="Arial" w:eastAsia="Arial" w:hAnsi="Arial"/>
+          <w:color w:val="0D1F4A"/>
+          <w:sz w:val="21"/>
+          <w:szCs w:val="21"/>
+        </w:rPr>
+        <w:t xml:space="preserve">•  Fixed the Sixth Form navigator's complete loss of styling, caused by an accidentally duplicated page header; expanded its UK university options beyond Russell Group alone into realistic tiers</w:t>
+      </w:r>
+    </w:p>
+    <w:p>
+      <w:pPr>
+        <w:spacing w:after="40" w:before="40"/>
+        <w:ind w:left="360"/>
+      </w:pPr>
+      <w:r>
+        <w:rPr>
+          <w:rFonts w:ascii="Arial" w:cs="Arial" w:eastAsia="Arial" w:hAnsi="Arial"/>
+          <w:color w:val="0D1F4A"/>
+          <w:sz w:val="21"/>
+          <w:szCs w:val="21"/>
+        </w:rPr>
+        <w:t xml:space="preserve">•  Connected Sixth Form and Brazilian ENEM to the secure backend; fixed Brazilian ENEM's Portuguese-to-English language drift by rewriting its prompt as fully Portuguese-first</w:t>
+      </w:r>
+    </w:p>
+    <w:p>
+      <w:pPr>
+        <w:spacing w:after="40" w:before="40"/>
+        <w:ind w:left="360"/>
+      </w:pPr>
+      <w:r>
+        <w:rPr>
+          <w:rFonts w:ascii="Arial" w:cs="Arial" w:eastAsia="Arial" w:hAnsi="Arial"/>
+          <w:color w:val="0D1F4A"/>
+          <w:sz w:val="21"/>
+          <w:szCs w:val="21"/>
+        </w:rPr>
+        <w:t xml:space="preserve">•  Audited and standardised the 'Back to GlobalCompass' navigation button across every navigator, fixing the two that were missing it (Sixth Form, Curriculum Quiz)</w:t>
+      </w:r>
+    </w:p>
+    <w:p>
+      <w:pPr>
+        <w:spacing w:after="40" w:before="40"/>
+        <w:ind w:left="360"/>
+      </w:pPr>
+      <w:r>
+        <w:rPr>
+          <w:rFonts w:ascii="Arial" w:cs="Arial" w:eastAsia="Arial" w:hAnsi="Arial"/>
+          <w:color w:val="0D1F4A"/>
+          <w:sz w:val="21"/>
+          <w:szCs w:val="21"/>
+        </w:rPr>
+        <w:t xml:space="preserve">•  Connected CBSE to the secure backend; expanded India's university options beyond IITs alone into a full tiered structure (IITs/NITs/AIIMS, BITS/VIT/Manipal, DU/state universities, open) reflecting all budgets, not just the most prestigious path</w:t>
+      </w:r>
+    </w:p>
+    <w:p>
+      <w:pPr>
+        <w:spacing w:after="40" w:before="40"/>
+        <w:ind w:left="360"/>
+      </w:pPr>
+      <w:r>
+        <w:rPr>
+          <w:rFonts w:ascii="Arial" w:cs="Arial" w:eastAsia="Arial" w:hAnsi="Arial"/>
+          <w:color w:val="0D1F4A"/>
+          <w:sz w:val="21"/>
+          <w:szCs w:val="21"/>
+        </w:rPr>
+        <w:t xml:space="preserve">•  Discussed and deliberately deferred a Hindi-language version for CBSE, reasoning that Gulf-based Indian families are typically English-fluent and that India's linguistic diversity means Hindi alone would not represent most families fairly — logged as a future multi-language consideration rather than a single-language fix</w:t>
+      </w:r>
+    </w:p>
+    <w:p>
+      <w:pPr>
+        <w:spacing w:after="40" w:before="40"/>
+        <w:ind w:left="360"/>
+      </w:pPr>
+      <w:r>
+        <w:rPr>
+          <w:rFonts w:ascii="Arial" w:cs="Arial" w:eastAsia="Arial" w:hAnsi="Arial"/>
+          <w:color w:val="0D1F4A"/>
+          <w:sz w:val="21"/>
+          <w:szCs w:val="21"/>
+        </w:rPr>
+        <w:t xml:space="preserve">•  Connected French Bac to the secure backend; built a genuine French/English language toggle covering the full page UI and AI-generated results, the first true bilingual feature on the site</w:t>
+      </w:r>
+    </w:p>
+    <w:p>
+      <w:pPr>
+        <w:spacing w:after="40" w:before="40"/>
+        <w:ind w:left="360"/>
+      </w:pPr>
+      <w:r>
+        <w:rPr>
+          <w:rFonts w:ascii="Arial" w:cs="Arial" w:eastAsia="Arial" w:hAnsi="Arial"/>
+          <w:color w:val="0D1F4A"/>
+          <w:sz w:val="21"/>
+          <w:szCs w:val="21"/>
+        </w:rPr>
+        <w:t xml:space="preserve">•  Removed an infantilizing 'Parent / advisor — researching for my child' option found duplicated across four navigators (French Bac, Australian VCE, German Abitur, Singapore), recognising that the actual users are capable teenagers, not children being researched on behalf of</w:t>
+      </w:r>
+    </w:p>
+    <w:p>
+      <w:pPr>
+        <w:spacing w:after="60" w:before="60"/>
+      </w:pPr>
+      <w:r>
+        <w:t xml:space="preserve"/>
+      </w:r>
+    </w:p>
+    <w:p>
+      <w:pPr>
+        <w:pBdr>
+          <w:bottom w:val="single" w:color="1B3A7A" w:sz="6" w:space="6"/>
+        </w:pBdr>
+        <w:spacing w:after="140" w:before="420"/>
+      </w:pPr>
+      <w:r>
+        <w:rPr>
+          <w:rFonts w:ascii="Arial" w:cs="Arial" w:eastAsia="Arial" w:hAnsi="Arial"/>
+          <w:b/>
+          <w:bCs/>
+          <w:color w:val="1B3A7A"/>
+          <w:sz w:val="26"/>
+          <w:szCs w:val="26"/>
+        </w:rPr>
+        <w:t xml:space="preserve">20 June 2026 — Completing the Recalibration</w:t>
+      </w:r>
+    </w:p>
+    <w:p>
+      <w:pPr>
+        <w:spacing w:after="40" w:before="40"/>
+        <w:ind w:left="360"/>
+      </w:pPr>
+      <w:r>
+        <w:rPr>
+          <w:rFonts w:ascii="Arial" w:cs="Arial" w:eastAsia="Arial" w:hAnsi="Arial"/>
+          <w:color w:val="0D1F4A"/>
+          <w:sz w:val="21"/>
+          <w:szCs w:val="21"/>
+        </w:rPr>
+        <w:t xml:space="preserve">•  Connected Singapore to the secure backend</w:t>
+      </w:r>
+    </w:p>
+    <w:p>
+      <w:pPr>
+        <w:spacing w:after="40" w:before="40"/>
+        <w:ind w:left="360"/>
+      </w:pPr>
+      <w:r>
+        <w:rPr>
+          <w:rFonts w:ascii="Arial" w:cs="Arial" w:eastAsia="Arial" w:hAnsi="Arial"/>
+          <w:color w:val="0D1F4A"/>
+          <w:sz w:val="21"/>
+          <w:szCs w:val="21"/>
+        </w:rPr>
+        <w:t xml:space="preserve">•  Identified and fixed two thoughtful product risks in Singapore's profile options: reframed 'Strong but stressed' self-labeling into goal-oriented language ('Balance grades with wellbeing') to avoid stigmatising self-disclosure at a vulnerable age, and replaced the UAE-only 'holiday tuition' assumption with a genuine Singapore / Gulf / Other-international location selector, renaming the resulting guidance field from uaeSpecific to locationSpecific throughout</w:t>
+      </w:r>
+    </w:p>
+    <w:p>
+      <w:pPr>
+        <w:spacing w:after="40" w:before="40"/>
+        <w:ind w:left="360"/>
+      </w:pPr>
+      <w:r>
+        <w:rPr>
+          <w:rFonts w:ascii="Arial" w:cs="Arial" w:eastAsia="Arial" w:hAnsi="Arial"/>
+          <w:color w:val="0D1F4A"/>
+          <w:sz w:val="21"/>
+          <w:szCs w:val="21"/>
+        </w:rPr>
+        <w:t xml:space="preserve">•  Caught and fixed a critical bug introduced during that same fix: naming the new variable 'location' silently collided with the browser's built-in window.location object and crashed the entire page script — renamed to studentLocation and verified clean via console before shipping</w:t>
+      </w:r>
+    </w:p>
+    <w:p>
+      <w:pPr>
+        <w:spacing w:after="40" w:before="40"/>
+        <w:ind w:left="360"/>
+      </w:pPr>
+      <w:r>
+        <w:rPr>
+          <w:rFonts w:ascii="Arial" w:cs="Arial" w:eastAsia="Arial" w:hAnsi="Arial"/>
+          <w:color w:val="0D1F4A"/>
+          <w:sz w:val="21"/>
+          <w:szCs w:val="21"/>
+        </w:rPr>
+        <w:t xml:space="preserve">•  Rebranded the Academic Passport to 'Track my scores' — a deliberately functional, non-infantilizing, non-alarming name — paired with a new progress-ring icon (chosen over a more poetic open-book-compass concept for its instant legibility at small size), repositioned to the top of the Final Years menu, and rebuilt its login and dashboard messaging around specific, calm trust language naming exactly what data is private and exactly when it is deleted, rather than generic privacy assurances</w:t>
+      </w:r>
+    </w:p>
+    <w:p>
+      <w:pPr>
+        <w:spacing w:after="40" w:before="40"/>
+        <w:ind w:left="360"/>
+      </w:pPr>
+      <w:r>
+        <w:rPr>
+          <w:rFonts w:ascii="Arial" w:cs="Arial" w:eastAsia="Arial" w:hAnsi="Arial"/>
+          <w:color w:val="0D1F4A"/>
+          <w:sz w:val="21"/>
+          <w:szCs w:val="21"/>
+        </w:rPr>
+        <w:t xml:space="preserve">•  Connected German Abitur to the secure backend; built a genuine German/English language toggle matching the French Bac pattern, this time using collision-safe variable names from the start</w:t>
+      </w:r>
+    </w:p>
+    <w:p>
+      <w:pPr>
+        <w:spacing w:after="40" w:before="40"/>
+        <w:ind w:left="360"/>
+      </w:pPr>
+      <w:r>
+        <w:rPr>
+          <w:rFonts w:ascii="Arial" w:cs="Arial" w:eastAsia="Arial" w:hAnsi="Arial"/>
+          <w:color w:val="0D1F4A"/>
+          <w:sz w:val="21"/>
+          <w:szCs w:val="21"/>
+        </w:rPr>
+        <w:t xml:space="preserve">•  Added a distinct 'Germany — tuition-free network' destination option after research confirmed German public universities charge zero tuition for international students of any nationality (aside from one regional exception), with the AI prompt updated to honestly cover the semester contribution cost and the B2/C1 German language requirement for German-taught programmes</w:t>
+      </w:r>
+    </w:p>
+    <w:p>
+      <w:pPr>
+        <w:spacing w:after="40" w:before="40"/>
+        <w:ind w:left="360"/>
+      </w:pPr>
+      <w:r>
+        <w:rPr>
+          <w:rFonts w:ascii="Arial" w:cs="Arial" w:eastAsia="Arial" w:hAnsi="Arial"/>
+          <w:color w:val="0D1F4A"/>
+          <w:sz w:val="21"/>
+          <w:szCs w:val="21"/>
+        </w:rPr>
+        <w:t xml:space="preserve">•  Refined the German Abitur language toggle further: decided to keep genuinely untranslatable technical terms (Leistungskurse, Abitur, Numerus Clausus) in German even in English mode, while properly translating surrounding descriptive language (Jahr to Year, Einführungsphase to Introductory Phase) for full consistency</w:t>
+      </w:r>
+    </w:p>
+    <w:p>
+      <w:pPr>
+        <w:spacing w:after="40" w:before="40"/>
+        <w:ind w:left="360"/>
+      </w:pPr>
+      <w:r>
+        <w:rPr>
+          <w:rFonts w:ascii="Arial" w:cs="Arial" w:eastAsia="Arial" w:hAnsi="Arial"/>
+          <w:color w:val="0D1F4A"/>
+          <w:sz w:val="21"/>
+          <w:szCs w:val="21"/>
+        </w:rPr>
+        <w:t xml:space="preserve">•  Connected Australian VCE to the secure backend, completing the full backend recalibration of all 9 Final Years navigators</w:t>
+      </w:r>
+    </w:p>
+    <w:p>
+      <w:pPr>
+        <w:spacing w:after="40" w:before="40"/>
+        <w:ind w:left="360"/>
+      </w:pPr>
+      <w:r>
+        <w:rPr>
+          <w:rFonts w:ascii="Arial" w:cs="Arial" w:eastAsia="Arial" w:hAnsi="Arial"/>
+          <w:color w:val="0D1F4A"/>
+          <w:sz w:val="21"/>
+          <w:szCs w:val="21"/>
+        </w:rPr>
+        <w:t xml:space="preserve">•  Identified and fixed a final logic bug: the targetUniversities field was hardcoded to always return Australian universities regardless of selected destination, meaning a student choosing 'USA — Top universities' still received Australian results; rewrote the schema and prompt instructions so all three target universities now genuinely match whichever destination the student actually selected</w:t>
+      </w:r>
+    </w:p>
+    <w:p>
+      <w:pPr>
+        <w:spacing w:after="60" w:before="60"/>
+      </w:pPr>
+      <w:r>
+        <w:t xml:space="preserve"/>
+      </w:r>
+    </w:p>
+    <w:p>
+      <w:pPr>
+        <w:spacing w:after="60" w:before="60"/>
+      </w:pPr>
+      <w:r>
+        <w:rPr>
+          <w:rFonts w:ascii="Arial" w:cs="Arial" w:eastAsia="Arial" w:hAnsi="Arial"/>
+          <w:color w:val="0D1F4A"/>
+          <w:sz w:val="21"/>
+          <w:szCs w:val="21"/>
+        </w:rPr>
+        <w:t xml:space="preserve">With this, every navigator in the Final Years suite has been connected to a secure backend, reviewed for content accuracy and inclusivity, and tested end to end. Two navigators (French Bac, German Abitur) now offer genuine bilingual experiences. Several deliberate product-ethics decisions were made along the way — favouring honest budget representation over prestige-only framing, and goal-oriented language over potentially stigmatising self-disclosure — reflecting a maturing, more careful product built with real care for the students and families who will use it.</w:t>
       </w:r>
     </w:p>
     <w:p>
@@ -1172,7 +997,689 @@
           <w:sz w:val="21"/>
           <w:szCs w:val="21"/>
         </w:rPr>
-        <w:t xml:space="preserve">From a single sentence — "i want to create an app" — to a live, 12-tool, database-backed education platform spanning 9 curriculum systems, now being refined for real-world accuracy and trust. This document continues to grow with each working session.</w:t>
+        <w:t xml:space="preserve">From a single sentence, 'i want to create an app', to a live, 12-tool, database-backed education platform spanning 9 fully recalibrated curriculum systems with genuine bilingual features. This document continues to grow with each working session.</w:t>
+      </w:r>
+    </w:p>
+    <w:p>
+      <w:pPr>
+        <w:spacing w:after="60" w:before="60"/>
+      </w:pPr>
+      <w:r>
+        <w:t xml:space="preserve"/>
+      </w:r>
+    </w:p>
+    <w:p>
+      <w:pPr>
+        <w:pBdr>
+          <w:bottom w:val="single" w:color="1B3A7A" w:sz="6" w:space="6"/>
+        </w:pBdr>
+        <w:spacing w:after="140" w:before="420"/>
+      </w:pPr>
+      <w:r>
+        <w:rPr>
+          <w:rFonts w:ascii="Arial" w:cs="Arial" w:eastAsia="Arial" w:hAnsi="Arial"/>
+          <w:b/>
+          <w:bCs/>
+          <w:color w:val="1B3A7A"/>
+          <w:sz w:val="26"/>
+          <w:szCs w:val="26"/>
+        </w:rPr>
+        <w:t xml:space="preserve">NEXT SESSION — Track My Scores: Multi-Curriculum Engine</w:t>
+      </w:r>
+    </w:p>
+    <w:p>
+      <w:pPr>
+        <w:spacing w:after="60" w:before="60"/>
+      </w:pPr>
+      <w:r>
+        <w:rPr>
+          <w:rFonts w:ascii="Arial" w:cs="Arial" w:eastAsia="Arial" w:hAnsi="Arial"/>
+          <w:color w:val="0D1F4A"/>
+          <w:sz w:val="21"/>
+          <w:szCs w:val="21"/>
+        </w:rPr>
+        <w:t xml:space="preserve">At the close of the 19-20 June recalibration sprint, Susselt set the next major goal: transforming Track My Scores from an IB-only proof of concept into a genuine multi-curriculum scoring and progress engine, described as a wish to build the best academic score calculator of all time.</w:t>
+      </w:r>
+    </w:p>
+    <w:p>
+      <w:pPr>
+        <w:spacing w:after="60" w:before="60"/>
+      </w:pPr>
+      <w:r>
+        <w:t xml:space="preserve"/>
+      </w:r>
+    </w:p>
+    <w:p>
+      <w:pPr>
+        <w:spacing w:after="80" w:before="180"/>
+      </w:pPr>
+      <w:r>
+        <w:rPr>
+          <w:rFonts w:ascii="Arial" w:cs="Arial" w:eastAsia="Arial" w:hAnsi="Arial"/>
+          <w:b/>
+          <w:bCs/>
+          <w:color w:val="1B3A7A"/>
+          <w:sz w:val="22"/>
+          <w:szCs w:val="22"/>
+        </w:rPr>
+        <w:t xml:space="preserve">The core challenge identified</w:t>
+      </w:r>
+    </w:p>
+    <w:p>
+      <w:pPr>
+        <w:spacing w:after="60" w:before="60"/>
+      </w:pPr>
+      <w:r>
+        <w:rPr>
+          <w:rFonts w:ascii="Arial" w:cs="Arial" w:eastAsia="Arial" w:hAnsi="Arial"/>
+          <w:color w:val="0D1F4A"/>
+          <w:sz w:val="21"/>
+          <w:szCs w:val="21"/>
+        </w:rPr>
+        <w:t xml:space="preserve">Every curriculum measures progress completely differently and cannot share one universal formula: IB uses a 1-7 scale per subject with a 45-point total; A-Levels use letter grades and UCAS points with no single combined total; AP uses per-exam 1-5 scores running parallel to GPA; CBSE uses percentages tied to board exam patterns; the German Abitur uses a 0-15 point scale per subject converting to an inverted 1.0-4.0 Abiturnote; the Brazilian ENEM uses TRI-based scoring across four subject areas plus a separately scored essay. A correct calculator needs a distinct calculation engine per curriculum, all feeding into one consistently high-quality experience.</w:t>
+      </w:r>
+    </w:p>
+    <w:p>
+      <w:pPr>
+        <w:spacing w:after="60" w:before="60"/>
+      </w:pPr>
+      <w:r>
+        <w:t xml:space="preserve"/>
+      </w:r>
+    </w:p>
+    <w:p>
+      <w:pPr>
+        <w:spacing w:after="80" w:before="180"/>
+      </w:pPr>
+      <w:r>
+        <w:rPr>
+          <w:rFonts w:ascii="Arial" w:cs="Arial" w:eastAsia="Arial" w:hAnsi="Arial"/>
+          <w:b/>
+          <w:bCs/>
+          <w:color w:val="1B3A7A"/>
+          <w:sz w:val="22"/>
+          <w:szCs w:val="22"/>
+        </w:rPr>
+        <w:t xml:space="preserve">Agreed structural approach for next session</w:t>
+      </w:r>
+    </w:p>
+    <w:p>
+      <w:pPr>
+        <w:spacing w:after="40" w:before="40"/>
+        <w:ind w:left="360"/>
+      </w:pPr>
+      <w:r>
+        <w:rPr>
+          <w:rFonts w:ascii="Arial" w:cs="Arial" w:eastAsia="Arial" w:hAnsi="Arial"/>
+          <w:color w:val="0D1F4A"/>
+          <w:sz w:val="21"/>
+          <w:szCs w:val="21"/>
+        </w:rPr>
+        <w:t xml:space="preserve">•  One identity, many calculation engines — student selects their curriculum once; the correct subject list, grade scale, and target calculation logic loads automatically</w:t>
+      </w:r>
+    </w:p>
+    <w:p>
+      <w:pPr>
+        <w:spacing w:after="40" w:before="40"/>
+        <w:ind w:left="360"/>
+      </w:pPr>
+      <w:r>
+        <w:rPr>
+          <w:rFonts w:ascii="Arial" w:cs="Arial" w:eastAsia="Arial" w:hAnsi="Arial"/>
+          <w:color w:val="0D1F4A"/>
+          <w:sz w:val="21"/>
+          <w:szCs w:val="21"/>
+        </w:rPr>
+        <w:t xml:space="preserve">•  Pre-built subject selection per curriculum (Susselt's preselection boxes idea) — students choose from the real, correct subject list for their curriculum rather than typing freehand, ensuring clean and accurate data</w:t>
+      </w:r>
+    </w:p>
+    <w:p>
+      <w:pPr>
+        <w:spacing w:after="40" w:before="40"/>
+        <w:ind w:left="360"/>
+      </w:pPr>
+      <w:r>
+        <w:rPr>
+          <w:rFonts w:ascii="Arial" w:cs="Arial" w:eastAsia="Arial" w:hAnsi="Arial"/>
+          <w:color w:val="0D1F4A"/>
+          <w:sz w:val="21"/>
+          <w:szCs w:val="21"/>
+        </w:rPr>
+        <w:t xml:space="preserve">•  A genuine areas-of-improvement layer, not just current-versus-target — including trend over time per subject, gap-closing velocity toward exam day, and detection of which subject is most dragging down overall progress</w:t>
+      </w:r>
+    </w:p>
+    <w:p>
+      <w:pPr>
+        <w:spacing w:after="40" w:before="40"/>
+        <w:ind w:left="360"/>
+      </w:pPr>
+      <w:r>
+        <w:rPr>
+          <w:rFonts w:ascii="Arial" w:cs="Arial" w:eastAsia="Arial" w:hAnsi="Arial"/>
+          <w:color w:val="0D1F4A"/>
+          <w:sz w:val="21"/>
+          <w:szCs w:val="21"/>
+        </w:rPr>
+        <w:t xml:space="preserve">•  A scalable database schema covering all 9 curricula, likely a shared core table for student, curriculum, and target information, plus curriculum-specific subject tables</w:t>
+      </w:r>
+    </w:p>
+    <w:p>
+      <w:pPr>
+        <w:spacing w:after="60" w:before="60"/>
+      </w:pPr>
+      <w:r>
+        <w:t xml:space="preserve"/>
+      </w:r>
+    </w:p>
+    <w:p>
+      <w:pPr>
+        <w:spacing w:after="80" w:before="180"/>
+      </w:pPr>
+      <w:r>
+        <w:rPr>
+          <w:rFonts w:ascii="Arial" w:cs="Arial" w:eastAsia="Arial" w:hAnsi="Arial"/>
+          <w:b/>
+          <w:bCs/>
+          <w:color w:val="1B3A7A"/>
+          <w:sz w:val="22"/>
+          <w:szCs w:val="22"/>
+        </w:rPr>
+        <w:t xml:space="preserve">Recommended starting approach</w:t>
+      </w:r>
+    </w:p>
+    <w:p>
+      <w:pPr>
+        <w:spacing w:after="60" w:before="60"/>
+      </w:pPr>
+      <w:r>
+        <w:rPr>
+          <w:rFonts w:ascii="Arial" w:cs="Arial" w:eastAsia="Arial" w:hAnsi="Arial"/>
+          <w:color w:val="0D1F4A"/>
+          <w:sz w:val="21"/>
+          <w:szCs w:val="21"/>
+        </w:rPr>
+        <w:t xml:space="preserve">Rather than attempting all 9 curricula at once, begin by mapping and proving the calculation logic for 2-3 curricula first (building on the existing IB foundation), confirm the pattern works beautifully, then scale the same proven pattern to the remaining curricula — mirroring the same prove-it-small-then-expand approach that made the original IB-only Academic Passport launch successful.</w:t>
+      </w:r>
+    </w:p>
+    <w:p>
+      <w:pPr>
+        <w:spacing w:after="60" w:before="60"/>
+      </w:pPr>
+      <w:r>
+        <w:t xml:space="preserve"/>
+      </w:r>
+    </w:p>
+    <w:p>
+      <w:pPr>
+        <w:shd w:fill="EEF3FF" w:val="clear"/>
+        <w:spacing w:after="140" w:before="40"/>
+      </w:pPr>
+      <w:r>
+        <w:rPr>
+          <w:rFonts w:ascii="Arial" w:cs="Arial" w:eastAsia="Arial" w:hAnsi="Arial"/>
+          <w:i/>
+          <w:iCs/>
+          <w:color w:val="4A6FA5"/>
+          <w:sz w:val="20"/>
+          <w:szCs w:val="20"/>
+        </w:rPr>
+        <w:t xml:space="preserve">  Every child deserves a compass — and now, a way to see exactly how far they have come.</w:t>
+      </w:r>
+    </w:p>
+    <w:p>
+      <w:pPr>
+        <w:spacing w:after="60" w:before="60"/>
+      </w:pPr>
+      <w:r>
+        <w:t xml:space="preserve"/>
+      </w:r>
+    </w:p>
+    <w:p>
+      <w:pPr>
+        <w:shd w:fill="0D1F4A" w:val="clear"/>
+        <w:spacing w:after="200" w:before="300"/>
+        <w:jc w:val="center"/>
+      </w:pPr>
+      <w:r>
+        <w:rPr>
+          <w:rFonts w:ascii="Arial" w:cs="Arial" w:eastAsia="Arial" w:hAnsi="Arial"/>
+          <w:b/>
+          <w:bCs/>
+          <w:color w:val="F5C842"/>
+          <w:sz w:val="18"/>
+          <w:szCs w:val="18"/>
+        </w:rPr>
+        <w:t xml:space="preserve">THE BIG VISION — June 21, 2026</w:t>
+      </w:r>
+    </w:p>
+    <w:p>
+      <w:pPr>
+        <w:pBdr>
+          <w:bottom w:val="single" w:color="1B3A7A" w:sz="6" w:space="6"/>
+        </w:pBdr>
+        <w:spacing w:after="140" w:before="420"/>
+      </w:pPr>
+      <w:r>
+        <w:rPr>
+          <w:rFonts w:ascii="Arial" w:cs="Arial" w:eastAsia="Arial" w:hAnsi="Arial"/>
+          <w:b/>
+          <w:bCs/>
+          <w:color w:val="1B3A7A"/>
+          <w:sz w:val="26"/>
+          <w:szCs w:val="26"/>
+        </w:rPr>
+        <w:t xml:space="preserve">21 June 2026 — Brainstorming the Future and Designing the Multi-Curriculum Engine</w:t>
+      </w:r>
+    </w:p>
+    <w:p>
+      <w:pPr>
+        <w:spacing w:after="60" w:before="60"/>
+      </w:pPr>
+      <w:r>
+        <w:rPr>
+          <w:rFonts w:ascii="Arial" w:cs="Arial" w:eastAsia="Arial" w:hAnsi="Arial"/>
+          <w:color w:val="0D1F4A"/>
+          <w:sz w:val="21"/>
+          <w:szCs w:val="21"/>
+        </w:rPr>
+        <w:t xml:space="preserve">Susselt opened the session with a major long-term vision: a permanent, unique, IBAN-style academic identity code (proposed format inspired by banking: country code, system code, school code, member code) that could one day allow universities and examining institutions worldwide to verify a student's academic record directly, like a global, portable record of trust.</w:t>
+      </w:r>
+    </w:p>
+    <w:p>
+      <w:pPr>
+        <w:spacing w:after="60" w:before="60"/>
+      </w:pPr>
+      <w:r>
+        <w:t xml:space="preserve"/>
+      </w:r>
+    </w:p>
+    <w:p>
+      <w:pPr>
+        <w:spacing w:after="80" w:before="180"/>
+      </w:pPr>
+      <w:r>
+        <w:rPr>
+          <w:rFonts w:ascii="Arial" w:cs="Arial" w:eastAsia="Arial" w:hAnsi="Arial"/>
+          <w:b/>
+          <w:bCs/>
+          <w:color w:val="1B3A7A"/>
+          <w:sz w:val="22"/>
+          <w:szCs w:val="22"/>
+        </w:rPr>
+        <w:t xml:space="preserve">Key decisions on the big vision</w:t>
+      </w:r>
+    </w:p>
+    <w:p>
+      <w:pPr>
+        <w:spacing w:after="40" w:before="40"/>
+        <w:ind w:left="360"/>
+      </w:pPr>
+      <w:r>
+        <w:rPr>
+          <w:rFonts w:ascii="Arial" w:cs="Arial" w:eastAsia="Arial" w:hAnsi="Arial"/>
+          <w:color w:val="0D1F4A"/>
+          <w:sz w:val="21"/>
+          <w:szCs w:val="21"/>
+        </w:rPr>
+        <w:t xml:space="preserve">•  Refined the proposed code structure: the permanent student identity code should NOT encode the school, since students transfer schools and curricula; the code should identify the student permanently for life, with curriculum and school recorded as data attached to that code rather than baked into it</w:t>
+      </w:r>
+    </w:p>
+    <w:p>
+      <w:pPr>
+        <w:spacing w:after="40" w:before="40"/>
+        <w:ind w:left="360"/>
+      </w:pPr>
+      <w:r>
+        <w:rPr>
+          <w:rFonts w:ascii="Arial" w:cs="Arial" w:eastAsia="Arial" w:hAnsi="Arial"/>
+          <w:color w:val="0D1F4A"/>
+          <w:sz w:val="21"/>
+          <w:szCs w:val="21"/>
+        </w:rPr>
+        <w:t xml:space="preserve">•  Discussed honestly that institutional acceptance of any new record format is a matter of years of trust-building and governance, not something a single company can declare into existence — framed as a worthy long-term destination, not a near-term deliverable</w:t>
+      </w:r>
+    </w:p>
+    <w:p>
+      <w:pPr>
+        <w:spacing w:after="40" w:before="40"/>
+        <w:ind w:left="360"/>
+      </w:pPr>
+      <w:r>
+        <w:rPr>
+          <w:rFonts w:ascii="Arial" w:cs="Arial" w:eastAsia="Arial" w:hAnsi="Arial"/>
+          <w:color w:val="0D1F4A"/>
+          <w:sz w:val="21"/>
+          <w:szCs w:val="21"/>
+        </w:rPr>
+        <w:t xml:space="preserve">•  Agreed explicitly to sequence the work: finish building real, accurate, multi-curriculum score tracking FIRST, and treat the permanent ID system as a later phase that wraps around proven substance rather than being designed in the abstract first</w:t>
+      </w:r>
+    </w:p>
+    <w:p>
+      <w:pPr>
+        <w:spacing w:after="60" w:before="60"/>
+      </w:pPr>
+      <w:r>
+        <w:t xml:space="preserve"/>
+      </w:r>
+    </w:p>
+    <w:p>
+      <w:pPr>
+        <w:spacing w:after="80" w:before="180"/>
+      </w:pPr>
+      <w:r>
+        <w:rPr>
+          <w:rFonts w:ascii="Arial" w:cs="Arial" w:eastAsia="Arial" w:hAnsi="Arial"/>
+          <w:b/>
+          <w:bCs/>
+          <w:color w:val="1B3A7A"/>
+          <w:sz w:val="22"/>
+          <w:szCs w:val="22"/>
+        </w:rPr>
+        <w:t xml:space="preserve">Designing the multi-curriculum Track My Scores engine</w:t>
+      </w:r>
+    </w:p>
+    <w:p>
+      <w:pPr>
+        <w:spacing w:after="60" w:before="60"/>
+      </w:pPr>
+      <w:r>
+        <w:rPr>
+          <w:rFonts w:ascii="Arial" w:cs="Arial" w:eastAsia="Arial" w:hAnsi="Arial"/>
+          <w:color w:val="0D1F4A"/>
+          <w:sz w:val="21"/>
+          <w:szCs w:val="21"/>
+        </w:rPr>
+        <w:t xml:space="preserve">Chose to prove the multi-curriculum pattern with three additional systems beyond the existing IB foundation: A-Levels, American Pathway (AP plus SAT plus ACT plus GPA), and a fourth General/Percentage-based system added after Susselt correctly identified that many UAE international schools use 0-100 internal grading even when not officially IB, A-Level, or AP.</w:t>
+      </w:r>
+    </w:p>
+    <w:p>
+      <w:pPr>
+        <w:spacing w:after="40" w:before="40"/>
+        <w:ind w:left="360"/>
+      </w:pPr>
+      <w:r>
+        <w:rPr>
+          <w:rFonts w:ascii="Arial" w:cs="Arial" w:eastAsia="Arial" w:hAnsi="Arial"/>
+          <w:color w:val="0D1F4A"/>
+          <w:sz w:val="21"/>
+          <w:szCs w:val="21"/>
+        </w:rPr>
+        <w:t xml:space="preserve">•  Confirmed via research that A-Level UCAS Tariff points are A* = 56, A = 48, B = 40, C = 32, D = 24, E = 16, each step exactly 8 points apart</w:t>
+      </w:r>
+    </w:p>
+    <w:p>
+      <w:pPr>
+        <w:spacing w:after="40" w:before="40"/>
+        <w:ind w:left="360"/>
+      </w:pPr>
+      <w:r>
+        <w:rPr>
+          <w:rFonts w:ascii="Arial" w:cs="Arial" w:eastAsia="Arial" w:hAnsi="Arial"/>
+          <w:color w:val="0D1F4A"/>
+          <w:sz w:val="21"/>
+          <w:szCs w:val="21"/>
+        </w:rPr>
+        <w:t xml:space="preserve">•  Confirmed via research that the SAT and ACT are equally accepted at all US universities including the Ivy League, with no institutional preference between them, justifying tracking both side by side</w:t>
+      </w:r>
+    </w:p>
+    <w:p>
+      <w:pPr>
+        <w:spacing w:after="40" w:before="40"/>
+        <w:ind w:left="360"/>
+      </w:pPr>
+      <w:r>
+        <w:rPr>
+          <w:rFonts w:ascii="Arial" w:cs="Arial" w:eastAsia="Arial" w:hAnsi="Arial"/>
+          <w:color w:val="0D1F4A"/>
+          <w:sz w:val="21"/>
+          <w:szCs w:val="21"/>
+        </w:rPr>
+        <w:t xml:space="preserve">•  Confirmed via research that American internal grading is entirely school-specific with no national standard, meaning GPA is the correct universal stand-in for internal coursework rather than needing a separate raw-score tracker</w:t>
+      </w:r>
+    </w:p>
+    <w:p>
+      <w:pPr>
+        <w:spacing w:after="40" w:before="40"/>
+        <w:ind w:left="360"/>
+      </w:pPr>
+      <w:r>
+        <w:rPr>
+          <w:rFonts w:ascii="Arial" w:cs="Arial" w:eastAsia="Arial" w:hAnsi="Arial"/>
+          <w:color w:val="0D1F4A"/>
+          <w:sz w:val="21"/>
+          <w:szCs w:val="21"/>
+        </w:rPr>
+        <w:t xml:space="preserve">•  After Susselt requested individual subject-level detail rather than a single typed-in GPA number, redesigned the American Pathway system to calculate GPA automatically from per-subject letter grades and course level (Regular, Honors, or AP/IB), rather than asking students to self-report a GPA number directly</w:t>
+      </w:r>
+    </w:p>
+    <w:p>
+      <w:pPr>
+        <w:spacing w:after="40" w:before="40"/>
+        <w:ind w:left="360"/>
+      </w:pPr>
+      <w:r>
+        <w:rPr>
+          <w:rFonts w:ascii="Arial" w:cs="Arial" w:eastAsia="Arial" w:hAnsi="Arial"/>
+          <w:color w:val="0D1F4A"/>
+          <w:sz w:val="21"/>
+          <w:szCs w:val="21"/>
+        </w:rPr>
+        <w:t xml:space="preserve">•  Confirmed via research the standard, widely-used GPA weighting convention: unweighted GPA caps at 4.0 with all courses equal; weighted GPA adds +0.5 for Honors and +1.0 for AP/IB, allowing weighted GPA to exceed 4.0</w:t>
+      </w:r>
+    </w:p>
+    <w:p>
+      <w:pPr>
+        <w:spacing w:after="40" w:before="40"/>
+        <w:ind w:left="360"/>
+      </w:pPr>
+      <w:r>
+        <w:rPr>
+          <w:rFonts w:ascii="Arial" w:cs="Arial" w:eastAsia="Arial" w:hAnsi="Arial"/>
+          <w:color w:val="0D1F4A"/>
+          <w:sz w:val="21"/>
+          <w:szCs w:val="21"/>
+        </w:rPr>
+        <w:t xml:space="preserve">•  Made a deliberate trust-preserving decision: GlobalCompass will never claim to produce a student's official GPA, since school weighting policies vary; the calculated number will always be clearly labelled as a GlobalCompass estimate with an honest note to verify against the official transcript</w:t>
+      </w:r>
+    </w:p>
+    <w:p>
+      <w:pPr>
+        <w:spacing w:after="60" w:before="60"/>
+      </w:pPr>
+      <w:r>
+        <w:t xml:space="preserve"/>
+      </w:r>
+    </w:p>
+    <w:p>
+      <w:pPr>
+        <w:spacing w:after="80" w:before="180"/>
+      </w:pPr>
+      <w:r>
+        <w:rPr>
+          <w:rFonts w:ascii="Arial" w:cs="Arial" w:eastAsia="Arial" w:hAnsi="Arial"/>
+          <w:b/>
+          <w:bCs/>
+          <w:color w:val="1B3A7A"/>
+          <w:sz w:val="22"/>
+          <w:szCs w:val="22"/>
+        </w:rPr>
+        <w:t xml:space="preserve">Visual identity for the multi-curriculum dashboard</w:t>
+      </w:r>
+    </w:p>
+    <w:p>
+      <w:pPr>
+        <w:spacing w:after="40" w:before="40"/>
+        <w:ind w:left="360"/>
+      </w:pPr>
+      <w:r>
+        <w:rPr>
+          <w:rFonts w:ascii="Arial" w:cs="Arial" w:eastAsia="Arial" w:hAnsi="Arial"/>
+          <w:color w:val="0D1F4A"/>
+          <w:sz w:val="21"/>
+          <w:szCs w:val="21"/>
+        </w:rPr>
+        <w:t xml:space="preserve">•  Chose an overview-card-first layout (curriculum name, one-line current status, expandable detail) over tabs, reasoning that students usually check one specific thing at a time rather than wanting to compare systems side by side</w:t>
+      </w:r>
+    </w:p>
+    <w:p>
+      <w:pPr>
+        <w:spacing w:after="40" w:before="40"/>
+        <w:ind w:left="360"/>
+      </w:pPr>
+      <w:r>
+        <w:rPr>
+          <w:rFonts w:ascii="Arial" w:cs="Arial" w:eastAsia="Arial" w:hAnsi="Arial"/>
+          <w:color w:val="0D1F4A"/>
+          <w:sz w:val="21"/>
+          <w:szCs w:val="21"/>
+        </w:rPr>
+        <w:t xml:space="preserve">•  Designed an original badge system using curriculum initials inside coloured circles (IB, AL, AP, %) rather than relying on generic third-party icon sets, ensuring the visual language is genuinely GlobalCompass's own and remains legible for colourblind users since the letters alone carry the meaning</w:t>
+      </w:r>
+    </w:p>
+    <w:p>
+      <w:pPr>
+        <w:spacing w:after="40" w:before="40"/>
+        <w:ind w:left="360"/>
+      </w:pPr>
+      <w:r>
+        <w:rPr>
+          <w:rFonts w:ascii="Arial" w:cs="Arial" w:eastAsia="Arial" w:hAnsi="Arial"/>
+          <w:color w:val="0D1F4A"/>
+          <w:sz w:val="21"/>
+          <w:szCs w:val="21"/>
+        </w:rPr>
+        <w:t xml:space="preserve">•  Assigned distinct colours per curriculum (IB forest green, A-Levels burgundy, AP navy with gold text, General gold-brown) after swapping the initial IB and AP colour assignment at Susselt's request</w:t>
+      </w:r>
+    </w:p>
+    <w:p>
+      <w:pPr>
+        <w:spacing w:after="40" w:before="40"/>
+        <w:ind w:left="360"/>
+      </w:pPr>
+      <w:r>
+        <w:rPr>
+          <w:rFonts w:ascii="Arial" w:cs="Arial" w:eastAsia="Arial" w:hAnsi="Arial"/>
+          <w:color w:val="0D1F4A"/>
+          <w:sz w:val="21"/>
+          <w:szCs w:val="21"/>
+        </w:rPr>
+        <w:t xml:space="preserve">•  Resolved a gold-accent contrast concern: rather than using bright gold as body text (which fails on light card backgrounds), agreed to use a thin gold ring around each badge circle, echoing the brand's compass logo without harming text readability</w:t>
+      </w:r>
+    </w:p>
+    <w:p>
+      <w:pPr>
+        <w:spacing w:after="60" w:before="60"/>
+      </w:pPr>
+      <w:r>
+        <w:t xml:space="preserve"/>
+      </w:r>
+    </w:p>
+    <w:p>
+      <w:pPr>
+        <w:spacing w:after="80" w:before="180"/>
+      </w:pPr>
+      <w:r>
+        <w:rPr>
+          <w:rFonts w:ascii="Arial" w:cs="Arial" w:eastAsia="Arial" w:hAnsi="Arial"/>
+          <w:b/>
+          <w:bCs/>
+          <w:color w:val="1B3A7A"/>
+          <w:sz w:val="22"/>
+          <w:szCs w:val="22"/>
+        </w:rPr>
+        <w:t xml:space="preserve">Database build completed this session</w:t>
+      </w:r>
+    </w:p>
+    <w:p>
+      <w:pPr>
+        <w:spacing w:after="40" w:before="40"/>
+        <w:ind w:left="360"/>
+      </w:pPr>
+      <w:r>
+        <w:rPr>
+          <w:rFonts w:ascii="Arial" w:cs="Arial" w:eastAsia="Arial" w:hAnsi="Arial"/>
+          <w:color w:val="0D1F4A"/>
+          <w:sz w:val="21"/>
+          <w:szCs w:val="21"/>
+        </w:rPr>
+        <w:t xml:space="preserve">•  Built and successfully ran the multi-curriculum SQL setup script, creating: student_curricula (tracks which systems each student uses, supporting multiple simultaneous curricula), alevel_grades, ap_grades, gpa_grades, and general_grades — all with Row Level Security matching the existing ib_grades pattern</w:t>
+      </w:r>
+    </w:p>
+    <w:p>
+      <w:pPr>
+        <w:spacing w:after="40" w:before="40"/>
+        <w:ind w:left="360"/>
+      </w:pPr>
+      <w:r>
+        <w:rPr>
+          <w:rFonts w:ascii="Arial" w:cs="Arial" w:eastAsia="Arial" w:hAnsi="Arial"/>
+          <w:color w:val="0D1F4A"/>
+          <w:sz w:val="21"/>
+          <w:szCs w:val="21"/>
+        </w:rPr>
+        <w:t xml:space="preserve">•  Built and successfully ran a follow-up SQL update creating american_subjects (per-subject letter grade plus course level for GPA calculation) and adding sat_current, sat_target, act_current, and act_target columns to gpa_grades</w:t>
+      </w:r>
+    </w:p>
+    <w:p>
+      <w:pPr>
+        <w:spacing w:after="40" w:before="40"/>
+        <w:ind w:left="360"/>
+      </w:pPr>
+      <w:r>
+        <w:rPr>
+          <w:rFonts w:ascii="Arial" w:cs="Arial" w:eastAsia="Arial" w:hAnsi="Arial"/>
+          <w:color w:val="0D1F4A"/>
+          <w:sz w:val="21"/>
+          <w:szCs w:val="21"/>
+        </w:rPr>
+        <w:t xml:space="preserve">•  Confirmed all new tables visible and correctly structured in the Supabase Table Editor</w:t>
+      </w:r>
+    </w:p>
+    <w:p>
+      <w:pPr>
+        <w:spacing w:after="60" w:before="60"/>
+      </w:pPr>
+      <w:r>
+        <w:t xml:space="preserve"/>
+      </w:r>
+    </w:p>
+    <w:p>
+      <w:pPr>
+        <w:spacing w:after="60" w:before="60"/>
+      </w:pPr>
+      <w:r>
+        <w:rPr>
+          <w:rFonts w:ascii="Arial" w:cs="Arial" w:eastAsia="Arial" w:hAnsi="Arial"/>
+          <w:color w:val="0D1F4A"/>
+          <w:sz w:val="21"/>
+          <w:szCs w:val="21"/>
+        </w:rPr>
+        <w:t xml:space="preserve">Next session: build the actual interface — the curriculum-selector allowing multiple simultaneous selections, the overview dashboard using the badge system designed today, and the JavaScript calculation logic reading from these newly created tables for A-Levels, American Pathway, and General/Percentage systems, alongside the existing IB calculator.</w:t>
+      </w:r>
+    </w:p>
+    <w:p>
+      <w:pPr>
+        <w:spacing w:after="60" w:before="60"/>
+      </w:pPr>
+      <w:r>
+        <w:t xml:space="preserve"/>
+      </w:r>
+    </w:p>
+    <w:p>
+      <w:pPr>
+        <w:shd w:fill="EEF3FF" w:val="clear"/>
+        <w:spacing w:after="140" w:before="40"/>
+      </w:pPr>
+      <w:r>
+        <w:rPr>
+          <w:rFonts w:ascii="Arial" w:cs="Arial" w:eastAsia="Arial" w:hAnsi="Arial"/>
+          <w:i/>
+          <w:iCs/>
+          <w:color w:val="4A6FA5"/>
+          <w:sz w:val="20"/>
+          <w:szCs w:val="20"/>
+        </w:rPr>
+        <w:t xml:space="preserve">  Every child deserves a compass — and soon, every system of measuring their journey will speak the same honest language.</w:t>
       </w:r>
     </w:p>
     <w:sectPr>

--- a/GlobalCompass_Project_Agenda.docx
+++ b/GlobalCompass_Project_Agenda.docx
@@ -1680,6 +1680,383 @@
           <w:szCs w:val="20"/>
         </w:rPr>
         <w:t xml:space="preserve">  Every child deserves a compass — and soon, every system of measuring their journey will speak the same honest language.</w:t>
+      </w:r>
+    </w:p>
+    <w:p>
+      <w:pPr>
+        <w:spacing w:after="60" w:before="60"/>
+      </w:pPr>
+      <w:r>
+        <w:t xml:space="preserve"/>
+      </w:r>
+    </w:p>
+    <w:p>
+      <w:pPr>
+        <w:shd w:fill="0D1F4A" w:val="clear"/>
+        <w:spacing w:after="200" w:before="300"/>
+        <w:jc w:val="center"/>
+      </w:pPr>
+      <w:r>
+        <w:rPr>
+          <w:rFonts w:ascii="Arial" w:cs="Arial" w:eastAsia="Arial" w:hAnsi="Arial"/>
+          <w:b/>
+          <w:bCs/>
+          <w:color w:val="F5C842"/>
+          <w:sz w:val="18"/>
+          <w:szCs w:val="18"/>
+        </w:rPr>
+        <w:t xml:space="preserve">POLISH AND ACCURACY — June 22, 2026</w:t>
+      </w:r>
+    </w:p>
+    <w:p>
+      <w:pPr>
+        <w:pBdr>
+          <w:bottom w:val="single" w:color="1B3A7A" w:sz="6" w:space="6"/>
+        </w:pBdr>
+        <w:spacing w:after="140" w:before="420"/>
+      </w:pPr>
+      <w:r>
+        <w:rPr>
+          <w:rFonts w:ascii="Arial" w:cs="Arial" w:eastAsia="Arial" w:hAnsi="Arial"/>
+          <w:b/>
+          <w:bCs/>
+          <w:color w:val="1B3A7A"/>
+          <w:sz w:val="26"/>
+          <w:szCs w:val="26"/>
+        </w:rPr>
+        <w:t xml:space="preserve">22 June 2026 — Two Real Bugs Caught Through Careful Use</w:t>
+      </w:r>
+    </w:p>
+    <w:p>
+      <w:pPr>
+        <w:spacing w:after="60" w:before="60"/>
+      </w:pPr>
+      <w:r>
+        <w:rPr>
+          <w:rFonts w:ascii="Arial" w:cs="Arial" w:eastAsia="Arial" w:hAnsi="Arial"/>
+          <w:color w:val="0D1F4A"/>
+          <w:sz w:val="21"/>
+          <w:szCs w:val="21"/>
+        </w:rPr>
+        <w:t xml:space="preserve">Susselt identified two genuine issues through hands-on testing across different devices and careful reading of example content, rather than abstract review.</w:t>
+      </w:r>
+    </w:p>
+    <w:p>
+      <w:pPr>
+        <w:spacing w:after="60" w:before="60"/>
+      </w:pPr>
+      <w:r>
+        <w:t xml:space="preserve"/>
+      </w:r>
+    </w:p>
+    <w:p>
+      <w:pPr>
+        <w:spacing w:after="80" w:before="180"/>
+      </w:pPr>
+      <w:r>
+        <w:rPr>
+          <w:rFonts w:ascii="Arial" w:cs="Arial" w:eastAsia="Arial" w:hAnsi="Arial"/>
+          <w:b/>
+          <w:bCs/>
+          <w:color w:val="1B3A7A"/>
+          <w:sz w:val="22"/>
+          <w:szCs w:val="22"/>
+        </w:rPr>
+        <w:t xml:space="preserve">Computer Science career chip too narrow</w:t>
+      </w:r>
+    </w:p>
+    <w:p>
+      <w:pPr>
+        <w:spacing w:after="40" w:before="40"/>
+        <w:ind w:left="360"/>
+      </w:pPr>
+      <w:r>
+        <w:rPr>
+          <w:rFonts w:ascii="Arial" w:cs="Arial" w:eastAsia="Arial" w:hAnsi="Arial"/>
+          <w:color w:val="0D1F4A"/>
+          <w:sz w:val="21"/>
+          <w:szCs w:val="21"/>
+        </w:rPr>
+        <w:t xml:space="preserve">•  Identified that the Computer Science example chip across four navigators (American Pathway, Australian VCE, Brazilian ENEM, Singapore) was worded narrowly around artificial intelligence specifically, steering every result toward an AI career regardless of the student's actual interest within the broader field</w:t>
+      </w:r>
+    </w:p>
+    <w:p>
+      <w:pPr>
+        <w:spacing w:after="40" w:before="40"/>
+        <w:ind w:left="360"/>
+      </w:pPr>
+      <w:r>
+        <w:rPr>
+          <w:rFonts w:ascii="Arial" w:cs="Arial" w:eastAsia="Arial" w:hAnsi="Arial"/>
+          <w:color w:val="0D1F4A"/>
+          <w:sz w:val="21"/>
+          <w:szCs w:val="21"/>
+        </w:rPr>
+        <w:t xml:space="preserve">•  Broadened all four chips to genuinely reflect computer science as a field, explicitly mentioning software engineering and technology broadly alongside AI</w:t>
+      </w:r>
+    </w:p>
+    <w:p>
+      <w:pPr>
+        <w:spacing w:after="60" w:before="60"/>
+      </w:pPr>
+      <w:r>
+        <w:t xml:space="preserve"/>
+      </w:r>
+    </w:p>
+    <w:p>
+      <w:pPr>
+        <w:spacing w:after="80" w:before="180"/>
+      </w:pPr>
+      <w:r>
+        <w:rPr>
+          <w:rFonts w:ascii="Arial" w:cs="Arial" w:eastAsia="Arial" w:hAnsi="Arial"/>
+          <w:b/>
+          <w:bCs/>
+          <w:color w:val="1B3A7A"/>
+          <w:sz w:val="22"/>
+          <w:szCs w:val="22"/>
+        </w:rPr>
+        <w:t xml:space="preserve">Cross-platform flag rendering bug, properly diagnosed</w:t>
+      </w:r>
+    </w:p>
+    <w:p>
+      <w:pPr>
+        <w:spacing w:after="60" w:before="60"/>
+      </w:pPr>
+      <w:r>
+        <w:rPr>
+          <w:rFonts w:ascii="Arial" w:cs="Arial" w:eastAsia="Arial" w:hAnsi="Arial"/>
+          <w:color w:val="0D1F4A"/>
+          <w:sz w:val="21"/>
+          <w:szCs w:val="21"/>
+        </w:rPr>
+        <w:t xml:space="preserve">Susselt noticed that country flags rendered correctly on Mac but showed as plain two-letter codes (e.g. FR instead of the French flag) on an HP Windows laptop. Confirmed via research that this is a well-documented, deliberate Windows limitation: Microsoft does not include country flag emojis in its system font, reportedly to avoid the political sensitivity of choosing which flags to support, and Windows browsers fall back to showing the raw two-letter country code instead.</w:t>
+      </w:r>
+    </w:p>
+    <w:p>
+      <w:pPr>
+        <w:spacing w:after="40" w:before="40"/>
+        <w:ind w:left="360"/>
+      </w:pPr>
+      <w:r>
+        <w:rPr>
+          <w:rFonts w:ascii="Arial" w:cs="Arial" w:eastAsia="Arial" w:hAnsi="Arial"/>
+          <w:color w:val="0D1F4A"/>
+          <w:sz w:val="21"/>
+          <w:szCs w:val="21"/>
+        </w:rPr>
+        <w:t xml:space="preserve">•  First attempt: added the country-flag-emoji-polyfill library (used by companies including PostHog for this exact issue) site-wide across all 13 pages, which loads a dedicated flag-rendering font only on browsers that need it</w:t>
+      </w:r>
+    </w:p>
+    <w:p>
+      <w:pPr>
+        <w:spacing w:after="40" w:before="40"/>
+        <w:ind w:left="360"/>
+      </w:pPr>
+      <w:r>
+        <w:rPr>
+          <w:rFonts w:ascii="Arial" w:cs="Arial" w:eastAsia="Arial" w:hAnsi="Arial"/>
+          <w:color w:val="0D1F4A"/>
+          <w:sz w:val="21"/>
+          <w:szCs w:val="21"/>
+        </w:rPr>
+        <w:t xml:space="preserve">•  Initial real-device test on the HP laptop showed flags still not rendering despite the polyfill loading successfully — diagnosed methodically rather than guessing twice: confirmed via browser console that the polyfill font itself loaded correctly (document.fonts.check returned true), then confirmed via computed styles that the page's CSS never actually told the browser to use that font, since existing font-family rules (Montserrat, Inter, etc.) did not list it</w:t>
+      </w:r>
+    </w:p>
+    <w:p>
+      <w:pPr>
+        <w:spacing w:after="40" w:before="40"/>
+        <w:ind w:left="360"/>
+      </w:pPr>
+      <w:r>
+        <w:rPr>
+          <w:rFonts w:ascii="Arial" w:cs="Arial" w:eastAsia="Arial" w:hAnsi="Arial"/>
+          <w:color w:val="0D1F4A"/>
+          <w:sz w:val="21"/>
+          <w:szCs w:val="21"/>
+        </w:rPr>
+        <w:t xml:space="preserve">•  Verified the real fix live first using the browser Elements inspector to manually test a single element before committing to a site-wide change, confirming that adding the flag font as the first option in a font-family list immediately fixed that flag</w:t>
+      </w:r>
+    </w:p>
+    <w:p>
+      <w:pPr>
+        <w:spacing w:after="40" w:before="40"/>
+        <w:ind w:left="360"/>
+      </w:pPr>
+      <w:r>
+        <w:rPr>
+          <w:rFonts w:ascii="Arial" w:cs="Arial" w:eastAsia="Arial" w:hAnsi="Arial"/>
+          <w:color w:val="0D1F4A"/>
+          <w:sz w:val="21"/>
+          <w:szCs w:val="21"/>
+        </w:rPr>
+        <w:t xml:space="preserve">•  Applied the verified fix properly across all 13 files by automatically prepending the flag font to every existing font-family declaration inside each page's stylesheet, preserving all existing fonts exactly as they were for non-flag text</w:t>
+      </w:r>
+    </w:p>
+    <w:p>
+      <w:pPr>
+        <w:spacing w:after="40" w:before="40"/>
+        <w:ind w:left="360"/>
+      </w:pPr>
+      <w:r>
+        <w:rPr>
+          <w:rFonts w:ascii="Arial" w:cs="Arial" w:eastAsia="Arial" w:hAnsi="Arial"/>
+          <w:color w:val="0D1F4A"/>
+          <w:sz w:val="21"/>
+          <w:szCs w:val="21"/>
+        </w:rPr>
+        <w:t xml:space="preserve">•  Confirmed via a fresh hard-refresh test on the actual HP laptop that flags now render correctly site-wide, including in places not manually tested</w:t>
+      </w:r>
+    </w:p>
+    <w:p>
+      <w:pPr>
+        <w:spacing w:after="60" w:before="60"/>
+      </w:pPr>
+      <w:r>
+        <w:t xml:space="preserve"/>
+      </w:r>
+    </w:p>
+    <w:p>
+      <w:pPr>
+        <w:spacing w:after="60" w:before="60"/>
+      </w:pPr>
+      <w:r>
+        <w:rPr>
+          <w:rFonts w:ascii="Arial" w:cs="Arial" w:eastAsia="Arial" w:hAnsi="Arial"/>
+          <w:color w:val="0D1F4A"/>
+          <w:sz w:val="21"/>
+          <w:szCs w:val="21"/>
+        </w:rPr>
+        <w:t xml:space="preserve">Both fixes reflect a consistent pattern this week: verifying real-world behaviour on the actual affected device rather than assuming a fix works once the code looks correct, and being willing to say a previous test result was wrong rather than guessing forward from it.</w:t>
+      </w:r>
+    </w:p>
+    <w:p>
+      <w:pPr>
+        <w:spacing w:after="60" w:before="60"/>
+      </w:pPr>
+      <w:r>
+        <w:t xml:space="preserve"/>
+      </w:r>
+    </w:p>
+    <w:p>
+      <w:pPr>
+        <w:shd w:fill="EEF3FF" w:val="clear"/>
+        <w:spacing w:after="140" w:before="40"/>
+      </w:pPr>
+      <w:r>
+        <w:rPr>
+          <w:rFonts w:ascii="Arial" w:cs="Arial" w:eastAsia="Arial" w:hAnsi="Arial"/>
+          <w:i/>
+          <w:iCs/>
+          <w:color w:val="4A6FA5"/>
+          <w:sz w:val="20"/>
+          <w:szCs w:val="20"/>
+        </w:rPr>
+        <w:t xml:space="preserve">  Every child deserves a compass — rendered correctly, on every device, in every language, the first time they look.</w:t>
+      </w:r>
+    </w:p>
+    <w:p>
+      <w:pPr>
+        <w:spacing w:after="60" w:before="60"/>
+      </w:pPr>
+      <w:r>
+        <w:t xml:space="preserve"/>
+      </w:r>
+    </w:p>
+    <w:p>
+      <w:pPr>
+        <w:pBdr>
+          <w:bottom w:val="single" w:color="1B3A7A" w:sz="6" w:space="6"/>
+        </w:pBdr>
+        <w:spacing w:after="140" w:before="420"/>
+      </w:pPr>
+      <w:r>
+        <w:rPr>
+          <w:rFonts w:ascii="Arial" w:cs="Arial" w:eastAsia="Arial" w:hAnsi="Arial"/>
+          <w:b/>
+          <w:bCs/>
+          <w:color w:val="1B3A7A"/>
+          <w:sz w:val="26"/>
+          <w:szCs w:val="26"/>
+        </w:rPr>
+        <w:t xml:space="preserve">NEXT SESSION — Build Track My Scores Interface, Populate School Search</w:t>
+      </w:r>
+    </w:p>
+    <w:p>
+      <w:pPr>
+        <w:spacing w:after="60" w:before="60"/>
+      </w:pPr>
+      <w:r>
+        <w:rPr>
+          <w:rFonts w:ascii="Arial" w:cs="Arial" w:eastAsia="Arial" w:hAnsi="Arial"/>
+          <w:color w:val="0D1F4A"/>
+          <w:sz w:val="21"/>
+          <w:szCs w:val="21"/>
+        </w:rPr>
+        <w:t xml:space="preserve">Two clear goals set for the next working session:</w:t>
+      </w:r>
+    </w:p>
+    <w:p>
+      <w:pPr>
+        <w:spacing w:after="60" w:before="60"/>
+      </w:pPr>
+      <w:r>
+        <w:t xml:space="preserve"/>
+      </w:r>
+    </w:p>
+    <w:p>
+      <w:pPr>
+        <w:spacing w:after="40" w:before="40"/>
+        <w:ind w:left="360"/>
+      </w:pPr>
+      <w:r>
+        <w:rPr>
+          <w:rFonts w:ascii="Arial" w:cs="Arial" w:eastAsia="Arial" w:hAnsi="Arial"/>
+          <w:color w:val="0D1F4A"/>
+          <w:sz w:val="21"/>
+          <w:szCs w:val="21"/>
+        </w:rPr>
+        <w:t xml:space="preserve">•  Build the actual functional Track My Scores interface: the multi-curriculum selector (allowing simultaneous selection of IB, A-Levels, American Pathway, and General/Percentage as designed), the overview dashboard using the coloured initials-in-circles badge system with the gold ring accent, and the real calculation logic for A-Levels (UCAS points), American Pathway (per-subject weighted and unweighted GPA, AP exams, SAT, ACT), and General/Percentage — connecting to the database tables already built and confirmed working</w:t>
+      </w:r>
+    </w:p>
+    <w:p>
+      <w:pPr>
+        <w:spacing w:after="40" w:before="40"/>
+        <w:ind w:left="360"/>
+      </w:pPr>
+      <w:r>
+        <w:rPr>
+          <w:rFonts w:ascii="Arial" w:cs="Arial" w:eastAsia="Arial" w:hAnsi="Arial"/>
+          <w:color w:val="0D1F4A"/>
+          <w:sz w:val="21"/>
+          <w:szCs w:val="21"/>
+        </w:rPr>
+        <w:t xml:space="preserve">•  Populate the school search feature with real data so the search boxes return genuine results instead of appearing empty</w:t>
+      </w:r>
+    </w:p>
+    <w:p>
+      <w:pPr>
+        <w:spacing w:after="60" w:before="60"/>
+      </w:pPr>
+      <w:r>
+        <w:t xml:space="preserve"/>
+      </w:r>
+    </w:p>
+    <w:p>
+      <w:pPr>
+        <w:shd w:fill="EEF3FF" w:val="clear"/>
+        <w:spacing w:after="140" w:before="40"/>
+      </w:pPr>
+      <w:r>
+        <w:rPr>
+          <w:rFonts w:ascii="Arial" w:cs="Arial" w:eastAsia="Arial" w:hAnsi="Arial"/>
+          <w:i/>
+          <w:iCs/>
+          <w:color w:val="4A6FA5"/>
+          <w:sz w:val="20"/>
+          <w:szCs w:val="20"/>
+        </w:rPr>
+        <w:t xml:space="preserve">  Every child deserves a compass — and tomorrow, a working one.</w:t>
       </w:r>
     </w:p>
     <w:sectPr>
